--- a/交互产品开发/Output/实验材料/21林昕+2023级+数字媒体艺术+影视班+《交互产品开发》+实验指导书.docx
+++ b/交互产品开发/Output/实验材料/21林昕+2023级+数字媒体艺术+影视班+《交互产品开发》+实验指导书.docx
@@ -346,6 +346,7 @@
         <w:spacing w:line="480" w:lineRule="auto"/>
         <w:ind w:firstLineChars="567" w:firstLine="1814"/>
         <w:rPr>
+          <w:del w:id="6" w:author="林昕" w:date="2026-05-21T18:06:00Z" w16du:dateUtc="2026-05-21T10:06:00Z"/>
           <w:color w:val="000000"/>
           <w:sz w:val="32"/>
           <w:szCs w:val="32"/>
@@ -356,7 +357,7 @@
     <w:p>
       <w:pPr>
         <w:rPr>
-          <w:rFonts w:ascii="SimSun" w:hAnsi="SimSun"/>
+          <w:rFonts w:ascii="SimSun" w:hAnsi="SimSun" w:hint="eastAsia"/>
           <w:color w:val="000000"/>
           <w:sz w:val="32"/>
           <w:szCs w:val="32"/>
@@ -390,6 +391,53 @@
       <w:pPr>
         <w:jc w:val="center"/>
         <w:rPr>
+          <w:ins w:id="7" w:author="林昕" w:date="2026-05-21T18:06:00Z" w16du:dateUtc="2026-05-21T10:06:00Z"/>
+          <w:rFonts w:ascii="SimHei" w:eastAsia="SimHei" w:hAnsi="SimHei"/>
+          <w:sz w:val="30"/>
+          <w:szCs w:val="30"/>
+        </w:rPr>
+      </w:pPr>
+      <w:r>
+        <w:rPr>
+          <w:rFonts w:ascii="SimHei" w:eastAsia="SimHei" w:hAnsi="SimHei" w:hint="eastAsia"/>
+          <w:sz w:val="30"/>
+          <w:szCs w:val="30"/>
+        </w:rPr>
+        <w:t>二零二六年三月一日</w:t>
+      </w:r>
+    </w:p>
+    <w:p>
+      <w:pPr>
+        <w:widowControl/>
+        <w:jc w:val="left"/>
+        <w:rPr>
+          <w:ins w:id="8" w:author="林昕" w:date="2026-05-21T18:06:00Z" w16du:dateUtc="2026-05-21T10:06:00Z"/>
+          <w:rFonts w:ascii="SimHei" w:eastAsia="SimHei" w:hAnsi="SimHei" w:hint="eastAsia"/>
+          <w:sz w:val="30"/>
+          <w:szCs w:val="30"/>
+        </w:rPr>
+        <w:pPrChange w:id="9" w:author="林昕" w:date="2026-05-21T18:06:00Z" w16du:dateUtc="2026-05-21T10:06:00Z">
+          <w:pPr>
+            <w:jc w:val="center"/>
+          </w:pPr>
+        </w:pPrChange>
+      </w:pPr>
+      <w:ins w:id="10" w:author="林昕" w:date="2026-05-21T18:06:00Z" w16du:dateUtc="2026-05-21T10:06:00Z">
+        <w:r>
+          <w:rPr>
+            <w:rFonts w:ascii="SimHei" w:eastAsia="SimHei" w:hAnsi="SimHei"/>
+            <w:sz w:val="30"/>
+            <w:szCs w:val="30"/>
+          </w:rPr>
+          <w:br w:type="page"/>
+        </w:r>
+      </w:ins>
+    </w:p>
+    <w:p>
+      <w:pPr>
+        <w:jc w:val="center"/>
+        <w:rPr>
+          <w:del w:id="11" w:author="林昕" w:date="2026-05-21T18:06:00Z" w16du:dateUtc="2026-05-21T10:06:00Z"/>
           <w:rFonts w:ascii="SimHei" w:eastAsia="SimHei" w:hAnsi="SimHei"/>
           <w:sz w:val="30"/>
           <w:szCs w:val="30"/>
@@ -402,14 +450,6 @@
           <w:docGrid w:type="lines" w:linePitch="312"/>
         </w:sectPr>
       </w:pPr>
-      <w:r>
-        <w:rPr>
-          <w:rFonts w:ascii="SimHei" w:eastAsia="SimHei" w:hAnsi="SimHei" w:hint="eastAsia"/>
-          <w:sz w:val="30"/>
-          <w:szCs w:val="30"/>
-        </w:rPr>
-        <w:t>二零二六年三月一日</w:t>
-      </w:r>
     </w:p>
     <w:p>
       <w:pPr>
@@ -428,7 +468,6 @@
           <w:sz w:val="44"/>
           <w:szCs w:val="30"/>
         </w:rPr>
-        <w:lastRenderedPageBreak/>
         <w:t>目  录</w:t>
       </w:r>
     </w:p>
@@ -596,7 +635,7 @@
                 <w:noProof/>
                 <w:sz w:val="28"/>
               </w:rPr>
-              <w:t xml:space="preserve">概念设计与交互主线 (Concept &amp; Flow)</w:t>
+              <w:t xml:space="preserve">JTBD 深度访谈 AI 陪练</w:t>
             </w:r>
             <w:r>
               <w:rPr>
@@ -695,7 +734,7 @@
                 <w:noProof/>
                 <w:sz w:val="28"/>
               </w:rPr>
-              <w:t xml:space="preserve">状态机映射与视觉体系 (States &amp; System)</w:t>
+              <w:t xml:space="preserve">Proto-Persona 用户画像制作</w:t>
             </w:r>
             <w:r>
               <w:rPr>
@@ -782,7 +821,7 @@
                 <w:noProof/>
                 <w:sz w:val="28"/>
               </w:rPr>
-              <w:t xml:space="preserve">  AI 原型与创意动效生成 (AI Prototyping)</w:t>
+              <w:t xml:space="preserve">  状态机映射与视觉体系 (States &amp; System)</w:t>
             </w:r>
             <w:r>
               <w:rPr>
@@ -869,7 +908,7 @@
                 <w:noProof/>
                 <w:sz w:val="28"/>
               </w:rPr>
-              <w:t xml:space="preserve"> 启发式评估验证闭环 (Heuristic Evaluation)</w:t>
+              <w:t xml:space="preserve"> AI 原型与创意动效生成 (AI Prototyping)</w:t>
             </w:r>
             <w:r>
               <w:rPr>
@@ -996,7 +1035,7 @@
           <w:sz w:val="44"/>
         </w:rPr>
       </w:pPr>
-      <w:bookmarkStart w:id="8" w:name="_Toc200927373"/>
+      <w:bookmarkStart w:id="14" w:name="_Toc200927373"/>
       <w:r>
         <w:rPr>
           <w:rFonts w:eastAsia="方正小标宋简体" w:hint="eastAsia"/>
@@ -1005,7 +1044,7 @@
         <w:lastRenderedPageBreak/>
         <w:t>广州南方学院课程实验项目一览表</w:t>
       </w:r>
-      <w:bookmarkEnd w:id="8"/>
+      <w:bookmarkEnd w:id="14"/>
     </w:p>
     <w:p>
       <w:pPr>
@@ -1046,14 +1085,14 @@
         </w:rPr>
         <w:t xml:space="preserve">                        </w:t>
       </w:r>
-      <w:bookmarkStart w:id="12" w:name="OLE_LINK5"/>
+      <w:bookmarkStart w:id="18" w:name="OLE_LINK5"/>
       <w:r>
         <w:rPr>
           <w:rFonts w:eastAsia="FangSong" w:hint="eastAsia"/>
         </w:rPr>
         <w:t>课程名称</w:t>
       </w:r>
-      <w:bookmarkEnd w:id="12"/>
+      <w:bookmarkEnd w:id="18"/>
       <w:r>
         <w:rPr>
           <w:rFonts w:eastAsia="FangSong" w:hint="eastAsia"/>
@@ -1091,12 +1130,12 @@
         <w:tblLook w:val="04A0" w:firstRow="1" w:lastRow="0" w:firstColumn="1" w:lastColumn="0" w:noHBand="0" w:noVBand="1"/>
       </w:tblPr>
       <w:tblGrid>
-        <w:gridCol w:w="1302"/>
-        <w:gridCol w:w="2959"/>
-        <w:gridCol w:w="1383"/>
-        <w:gridCol w:w="948"/>
-        <w:gridCol w:w="1025"/>
-        <w:gridCol w:w="1025"/>
+        <w:gridCol w:w="489"/>
+        <w:gridCol w:w="2094"/>
+        <w:gridCol w:w="2093"/>
+        <w:gridCol w:w="488"/>
+        <w:gridCol w:w="2093"/>
+        <w:gridCol w:w="2093"/>
       </w:tblGrid>
       <w:tr>
         <w:tc>
@@ -1156,7 +1195,7 @@
                 <w:sz w:val="28"/>
               </w:rPr>
             </w:pPr>
-            <w:bookmarkStart w:id="14" w:name="OLE_LINK6"/>
+            <w:bookmarkStart w:id="20" w:name="OLE_LINK6"/>
             <w:r>
               <w:rPr>
                 <w:rFonts w:eastAsia="SimHei" w:hint="eastAsia"/>
@@ -1164,7 +1203,7 @@
               </w:rPr>
               <w:t>实验类型</w:t>
             </w:r>
-            <w:bookmarkEnd w:id="14"/>
+            <w:bookmarkEnd w:id="20"/>
           </w:p>
         </w:tc>
         <w:tc>
@@ -1202,7 +1241,7 @@
                 <w:sz w:val="28"/>
               </w:rPr>
             </w:pPr>
-            <w:bookmarkStart w:id="15" w:name="OLE_LINK9"/>
+            <w:bookmarkStart w:id="21" w:name="OLE_LINK9"/>
             <w:r>
               <w:rPr>
                 <w:rFonts w:eastAsia="SimHei" w:hint="eastAsia"/>
@@ -1210,7 +1249,7 @@
               </w:rPr>
               <w:t>每组人数</w:t>
             </w:r>
-            <w:bookmarkEnd w:id="15"/>
+            <w:bookmarkEnd w:id="21"/>
           </w:p>
         </w:tc>
         <w:tc>
@@ -1226,7 +1265,7 @@
                 <w:sz w:val="28"/>
               </w:rPr>
             </w:pPr>
-            <w:bookmarkStart w:id="16" w:name="OLE_LINK12"/>
+            <w:bookmarkStart w:id="22" w:name="OLE_LINK12"/>
             <w:r>
               <w:rPr>
                 <w:rFonts w:eastAsia="SimHei" w:hint="eastAsia"/>
@@ -1234,7 +1273,7 @@
               </w:rPr>
               <w:t>学时</w:t>
             </w:r>
-            <w:bookmarkEnd w:id="16"/>
+            <w:bookmarkEnd w:id="22"/>
           </w:p>
         </w:tc>
       </w:tr>
@@ -1282,7 +1321,7 @@
                 <w:rFonts w:eastAsia="FangSong" w:hint="eastAsia"/>
                 <w:sz w:val="28"/>
               </w:rPr>
-              <w:t xml:space="preserve">概念设计与交互主线 (Concept &amp; Flow)</w:t>
+              <w:t xml:space="preserve">JTBD 深度访谈 AI 陪练</w:t>
             </w:r>
           </w:p>
         </w:tc>
@@ -1299,7 +1338,7 @@
                 <w:sz w:val="28"/>
               </w:rPr>
             </w:pPr>
-            <w:bookmarkStart w:id="18" w:name="OLE_LINK7"/>
+            <w:bookmarkStart w:id="24" w:name="OLE_LINK7"/>
             <w:r>
               <w:rPr>
                 <w:rFonts w:eastAsia="FangSong" w:hint="eastAsia"/>
@@ -1307,7 +1346,7 @@
               </w:rPr>
               <w:t xml:space="preserve">验证性</w:t>
             </w:r>
-            <w:bookmarkEnd w:id="18"/>
+            <w:bookmarkEnd w:id="24"/>
           </w:p>
         </w:tc>
         <w:tc>
@@ -1345,7 +1384,7 @@
                 <w:sz w:val="28"/>
               </w:rPr>
             </w:pPr>
-            <w:bookmarkStart w:id="21" w:name="OLE_LINK10"/>
+            <w:bookmarkStart w:id="27" w:name="OLE_LINK10"/>
             <w:r>
               <w:rPr>
                 <w:rFonts w:eastAsia="FangSong"/>
@@ -1353,7 +1392,7 @@
               </w:rPr>
               <w:t xml:space="preserve">1</w:t>
             </w:r>
-            <w:bookmarkEnd w:id="21"/>
+            <w:bookmarkEnd w:id="27"/>
           </w:p>
         </w:tc>
         <w:tc>
@@ -1369,15 +1408,15 @@
                 <w:sz w:val="28"/>
               </w:rPr>
             </w:pPr>
-            <w:bookmarkStart w:id="23" w:name="OLE_LINK14"/>
-            <w:r>
-              <w:rPr>
-                <w:rFonts w:eastAsia="FangSong" w:hint="eastAsia"/>
-                <w:sz w:val="28"/>
-              </w:rPr>
-              <w:t xml:space="preserve">6</w:t>
-            </w:r>
-            <w:bookmarkEnd w:id="23"/>
+            <w:bookmarkStart w:id="29" w:name="OLE_LINK14"/>
+            <w:r>
+              <w:rPr>
+                <w:rFonts w:eastAsia="FangSong" w:hint="eastAsia"/>
+                <w:sz w:val="28"/>
+              </w:rPr>
+              <w:t xml:space="preserve">2</w:t>
+            </w:r>
+            <w:bookmarkEnd w:id="29"/>
           </w:p>
         </w:tc>
       </w:tr>
@@ -1425,7 +1464,7 @@
                 <w:rFonts w:eastAsia="FangSong" w:hint="eastAsia"/>
                 <w:sz w:val="28"/>
               </w:rPr>
-              <w:t xml:space="preserve">状态机映射与视觉体系 (States &amp; System)</w:t>
+              <w:t xml:space="preserve">Proto-Persona 用户画像制作</w:t>
             </w:r>
           </w:p>
         </w:tc>
@@ -1446,15 +1485,15 @@
                 <w:lang w:val="en-CN"/>
               </w:rPr>
             </w:pPr>
-            <w:bookmarkStart w:id="27" w:name="OLE_LINK8"/>
-            <w:r>
-              <w:rPr>
-                <w:rFonts w:eastAsia="FangSong"/>
-                <w:sz w:val="28"/>
-              </w:rPr>
-              <w:t xml:space="preserve">综合性</w:t>
-            </w:r>
-            <w:bookmarkEnd w:id="27"/>
+            <w:bookmarkStart w:id="33" w:name="OLE_LINK8"/>
+            <w:r>
+              <w:rPr>
+                <w:rFonts w:eastAsia="FangSong"/>
+                <w:sz w:val="28"/>
+              </w:rPr>
+              <w:t xml:space="preserve">设计性</w:t>
+            </w:r>
+            <w:bookmarkEnd w:id="33"/>
           </w:p>
         </w:tc>
         <w:tc>
@@ -1492,7 +1531,7 @@
                 <w:sz w:val="28"/>
               </w:rPr>
             </w:pPr>
-            <w:bookmarkStart w:id="28" w:name="OLE_LINK11"/>
+            <w:bookmarkStart w:id="34" w:name="OLE_LINK11"/>
             <w:r>
               <w:rPr>
                 <w:rFonts w:eastAsia="FangSong"/>
@@ -1500,7 +1539,7 @@
               </w:rPr>
               <w:t xml:space="preserve">1</w:t>
             </w:r>
-            <w:bookmarkEnd w:id="28"/>
+            <w:bookmarkEnd w:id="34"/>
           </w:p>
         </w:tc>
         <w:tc>
@@ -1521,7 +1560,7 @@
                 <w:rFonts w:eastAsia="FangSong" w:hint="eastAsia"/>
                 <w:sz w:val="28"/>
               </w:rPr>
-              <w:t xml:space="preserve">6</w:t>
+              <w:t xml:space="preserve">2</w:t>
             </w:r>
           </w:p>
         </w:tc>
@@ -1570,7 +1609,7 @@
                 <w:rFonts w:eastAsia="FangSong"/>
                 <w:sz w:val="28"/>
               </w:rPr>
-              <w:t xml:space="preserve">AI 原型与创意动效生成 (AI Prototyping)</w:t>
+              <w:t xml:space="preserve">状态机映射与视觉体系 (States &amp; System)</w:t>
             </w:r>
           </w:p>
         </w:tc>
@@ -1592,7 +1631,7 @@
                 <w:rFonts w:eastAsia="FangSong"/>
                 <w:sz w:val="28"/>
               </w:rPr>
-              <w:t xml:space="preserve">设计性</w:t>
+              <w:t xml:space="preserve">综合性</w:t>
             </w:r>
           </w:p>
         </w:tc>
@@ -1658,7 +1697,7 @@
                 <w:rFonts w:eastAsia="FangSong" w:hint="eastAsia"/>
                 <w:sz w:val="28"/>
               </w:rPr>
-              <w:t xml:space="preserve">10</w:t>
+              <w:t xml:space="preserve">6</w:t>
             </w:r>
           </w:p>
         </w:tc>
@@ -1709,15 +1748,15 @@
               </w:rPr>
               <w:t>综合项目：</w:t>
             </w:r>
-            <w:bookmarkStart w:id="30" w:name="OLE_LINK24"/>
-            <w:r>
-              <w:rPr>
-                <w:rFonts w:eastAsia="FangSong" w:hint="eastAsia"/>
-                <w:sz w:val="28"/>
-              </w:rPr>
-              <w:t xml:space="preserve">启发式评估验证闭环 (Heuristic Evaluation)</w:t>
-            </w:r>
-            <w:bookmarkEnd w:id="30"/>
+            <w:bookmarkStart w:id="36" w:name="OLE_LINK24"/>
+            <w:r>
+              <w:rPr>
+                <w:rFonts w:eastAsia="FangSong" w:hint="eastAsia"/>
+                <w:sz w:val="28"/>
+              </w:rPr>
+              <w:t xml:space="preserve">AI 原型与创意动效生成 (AI Prototyping)</w:t>
+            </w:r>
+            <w:bookmarkEnd w:id="36"/>
           </w:p>
         </w:tc>
         <w:tc>
@@ -1742,7 +1781,7 @@
                 <w:rFonts w:eastAsia="FangSong"/>
                 <w:sz w:val="28"/>
               </w:rPr>
-              <w:t xml:space="preserve">综合性</w:t>
+              <w:t xml:space="preserve">设计性</w:t>
             </w:r>
           </w:p>
         </w:tc>
@@ -1808,7 +1847,7 @@
                 <w:rFonts w:eastAsia="FangSong"/>
                 <w:sz w:val="28"/>
               </w:rPr>
-              <w:t xml:space="preserve">8</w:t>
+              <w:t xml:space="preserve">10</w:t>
             </w:r>
           </w:p>
         </w:tc>
@@ -1835,7 +1874,7 @@
                 <w:rFonts w:eastAsia="FangSong" w:hint="eastAsia"/>
                 <w:sz w:val="28"/>
               </w:rPr>
-              <w:t>合计</w:t>
+              <w:t xml:space="preserve">5</w:t>
             </w:r>
           </w:p>
         </w:tc>
@@ -1854,10 +1893,160 @@
             </w:pPr>
             <w:r>
               <w:rPr>
-                <w:rFonts w:eastAsia="FangSong"/>
-                <w:sz w:val="28"/>
-              </w:rPr>
-              <w:t xml:space="preserve">4</w:t>
+                <w:rFonts w:eastAsia="FangSong" w:hint="eastAsia"/>
+                <w:sz w:val="28"/>
+              </w:rPr>
+              <w:t>综合项目：</w:t>
+            </w:r>
+            <w:bookmarkStart w:id="36" w:name="OLE_LINK24"/>
+            <w:r>
+              <w:rPr>
+                <w:rFonts w:eastAsia="FangSong" w:hint="eastAsia"/>
+                <w:sz w:val="28"/>
+              </w:rPr>
+              <w:t xml:space="preserve">启发式评估验证闭环 (Heuristic Evaluation)</w:t>
+            </w:r>
+            <w:bookmarkEnd w:id="36"/>
+          </w:p>
+        </w:tc>
+        <w:tc>
+          <w:tcPr>
+            <w:tcW w:w="1418" w:type="dxa"/>
+            <w:vAlign w:val="center"/>
+          </w:tcPr>
+          <w:p>
+            <w:pPr>
+              <w:widowControl/>
+              <w:jc w:val="center"/>
+              <w:rPr>
+                <w:rFonts w:eastAsia="DengXian"/>
+                <w:kern w:val="0"/>
+                <w:sz w:val="24"/>
+                <w:szCs w:val="24"/>
+                <w:lang w:val="en-CN"/>
+              </w:rPr>
+            </w:pPr>
+            <w:r>
+              <w:rPr>
+                <w:rFonts w:eastAsia="FangSong"/>
+                <w:sz w:val="28"/>
+              </w:rPr>
+              <w:t xml:space="preserve">综合性</w:t>
+            </w:r>
+          </w:p>
+        </w:tc>
+        <w:tc>
+          <w:tcPr>
+            <w:tcW w:w="992" w:type="dxa"/>
+            <w:vAlign w:val="center"/>
+          </w:tcPr>
+          <w:p>
+            <w:pPr>
+              <w:jc w:val="center"/>
+              <w:rPr>
+                <w:rFonts w:eastAsia="FangSong"/>
+                <w:sz w:val="28"/>
+              </w:rPr>
+            </w:pPr>
+            <w:r>
+              <w:rPr>
+                <w:rFonts w:eastAsia="FangSong" w:hint="eastAsia"/>
+                <w:sz w:val="28"/>
+              </w:rPr>
+              <w:t>必做</w:t>
+            </w:r>
+          </w:p>
+        </w:tc>
+        <w:tc>
+          <w:tcPr>
+            <w:tcW w:w="851" w:type="dxa"/>
+            <w:vAlign w:val="center"/>
+          </w:tcPr>
+          <w:p>
+            <w:pPr>
+              <w:jc w:val="center"/>
+              <w:rPr>
+                <w:rFonts w:eastAsia="FangSong"/>
+                <w:sz w:val="28"/>
+              </w:rPr>
+            </w:pPr>
+            <w:r>
+              <w:rPr>
+                <w:rFonts w:eastAsia="FangSong"/>
+                <w:sz w:val="28"/>
+              </w:rPr>
+              <w:t xml:space="preserve">1</w:t>
+            </w:r>
+          </w:p>
+        </w:tc>
+        <w:tc>
+          <w:tcPr>
+            <w:tcW w:w="850" w:type="dxa"/>
+            <w:vAlign w:val="center"/>
+          </w:tcPr>
+          <w:p>
+            <w:pPr>
+              <w:jc w:val="center"/>
+              <w:rPr>
+                <w:rFonts w:eastAsia="FangSong"/>
+                <w:sz w:val="28"/>
+              </w:rPr>
+            </w:pPr>
+            <w:r>
+              <w:rPr>
+                <w:rFonts w:eastAsia="FangSong"/>
+                <w:sz w:val="28"/>
+              </w:rPr>
+              <w:t xml:space="preserve">8</w:t>
+            </w:r>
+          </w:p>
+        </w:tc>
+      </w:tr>
+      <w:tr>
+        <w:trPr>
+          <w:trHeight w:val="850"/>
+        </w:trPr>
+        <w:tc>
+          <w:tcPr>
+            <w:tcW w:w="1382" w:type="dxa"/>
+            <w:vAlign w:val="center"/>
+          </w:tcPr>
+          <w:p>
+            <w:pPr>
+              <w:jc w:val="center"/>
+              <w:rPr>
+                <w:rFonts w:eastAsia="FangSong"/>
+                <w:sz w:val="28"/>
+              </w:rPr>
+            </w:pPr>
+            <w:r>
+              <w:rPr>
+                <w:rFonts w:eastAsia="FangSong" w:hint="eastAsia"/>
+                <w:sz w:val="28"/>
+              </w:rPr>
+              <w:t>合计</w:t>
+            </w:r>
+          </w:p>
+        </w:tc>
+        <w:tc>
+          <w:tcPr>
+            <w:tcW w:w="3149" w:type="dxa"/>
+            <w:vAlign w:val="center"/>
+          </w:tcPr>
+          <w:p>
+            <w:pPr>
+              <w:jc w:val="center"/>
+              <w:rPr>
+                <w:rFonts w:eastAsia="FangSong"/>
+                <w:sz w:val="28"/>
+              </w:rPr>
+            </w:pPr>
+            <w:r>
+              <w:rPr>
+                <w:rFonts w:eastAsia="FangSong"/>
+                <w:sz w:val="28"/>
+              </w:rPr>
+              <w:t xml:space="preserve">5</w:t>
             </w:r>
           </w:p>
         </w:tc>
@@ -1924,7 +2113,7 @@
                 <w:rFonts w:eastAsia="FangSong"/>
                 <w:sz w:val="28"/>
               </w:rPr>
-              <w:t xml:space="preserve">30</w:t>
+              <w:t xml:space="preserve">28</w:t>
             </w:r>
           </w:p>
         </w:tc>
@@ -1986,7 +2175,7 @@
           <w:szCs w:val="30"/>
         </w:rPr>
       </w:pPr>
-      <w:bookmarkStart w:id="34" w:name="_Toc200927374"/>
+      <w:bookmarkStart w:id="40" w:name="_Toc200927374"/>
       <w:r>
         <w:rPr>
           <w:rFonts w:hint="eastAsia"/>
@@ -2004,9 +2193,9 @@
           <w:sz w:val="30"/>
           <w:szCs w:val="30"/>
         </w:rPr>
-        <w:t xml:space="preserve">  概念设计与交互主线 (Concept &amp; Flow)</w:t>
-      </w:r>
-      <w:bookmarkEnd w:id="34"/>
+        <w:t xml:space="preserve">  JTBD 深度访谈 AI 陪练</w:t>
+      </w:r>
+      <w:bookmarkEnd w:id="40"/>
     </w:p>
     <w:p>
       <w:pPr>
@@ -2057,9 +2246,9 @@
         </w:rPr>
       </w:pPr>
       <w:r>
-        <w:t xml:space="preserve">（一）运用精益 UX 定性调研方法（JTBD 深度访谈）确立痛点假设与 MVP 功能边界。
-（二）能够运用目标导向设计思路，输出包含核心心智模型与页面流向的状态流转架构图。
-（三）掌握 Proto-Persona 与假设声明的撰写方法，完成从痛点洞察到 MVP 的收敛设计。
+        <w:t xml:space="preserve">（一）掌握 JTBD（Jobs-to-be-Done）待办任务框架的三维度分析方法。
+（二）掌握 5-Whys 连环追问法，对表层回答进行深度追问。
+（三）掌握 Problem Statement 问题陈述公式。
 </w:t>
       </w:r>
     </w:p>
@@ -2093,7 +2282,7 @@
       </w:pPr>
       <w:r>
         <w:t xml:space="preserve">1. 硬件：个人计算机（学校机房或自备）
-2. 软件：Windows 10+；Figma / FigJam（线框图）、笔记软件（访谈记录）
+2. 软件：AI 对话平台（DeepSeek / 豆包 / Kimi 等）
 </w:t>
       </w:r>
     </w:p>
@@ -2126,9 +2315,9 @@
         </w:rPr>
       </w:pPr>
       <w:r>
-        <w:t xml:space="preserve">（一）须以小组为单位完成 5 人次 JTBD 微访谈，输出访谈记录摘要与痛点洞察报告。
-（二）须撰写假设声明（Proto-Persona + Value Proposition），输出 MVP 功能优先级清单（MoSCoW 法）。
-（三）须产出包含正常流及至少 3 个异常分支的完整页面状态流转架构图。
+        <w:t xml:space="preserve">（一）须获取完整对话日志截图（不少于 5 轮有效追问）。
+（二）须获取 AI 生成的四大标准模块 Proto-Persona 数据卡。
+（三）须完成学生实验报告，图文交替排版。
 </w:t>
       </w:r>
     </w:p>
@@ -2161,9 +2350,9 @@
         </w:rPr>
       </w:pPr>
       <w:r>
-        <w:t xml:space="preserve">1. 进行早期定性研究与业务痛点发掘（5 Why 深度访谈法）。
-2. 基于 JTBD 洞察撰写假设声明，确立交互应用的最小可行性清单（MVP）。
-3. 将 MVP 清单转化为包含核心心智模型与页面流向的状态流转白板图/线框草图。
+        <w:t xml:space="preserve">1. 注入系统提示词并选择盲盒角色。
+2. 进行情境沉浸提问与 5-Whys 连环追问。
+3. 获取结构化的 Proto-Persona 数据卡总结。
 </w:t>
       </w:r>
     </w:p>
@@ -2193,7 +2382,7 @@
         </w:rPr>
       </w:pPr>
       <w:r>
-        <w:t xml:space="preserve">总结 JTBD 访谈中挖掘到的核心用户痛点与价值假设，说明 MVP 功能优先级的取舍逻辑，反思从发散调研到收敛设计决策的思维过程。
+        <w:t xml:space="preserve">反思访谈深度，总结言行鸿沟等核心概念的实践体会，以及不同提问策略的效果对比。
 </w:t>
       </w:r>
     </w:p>
@@ -2223,9 +2412,7 @@
         </w:rPr>
       </w:pPr>
       <w:r>
-        <w:t xml:space="preserve">（一）JTBD（Jobs-to-be-done）方法与传统 Persona 方法相比有何核心差异？在什么场景下 JTBD 更具优势？
-（二）MoSCoW 优先级划分法的四个维度各代表什么含义？如何避免"Must Have"过多导致 MVP 失焦？
-</w:t>
+        <w:t>XXXX</w:t>
       </w:r>
     </w:p>
     <w:p>
@@ -2238,7 +2425,7 @@
           <w:szCs w:val="30"/>
         </w:rPr>
       </w:pPr>
-      <w:bookmarkStart w:id="35" w:name="_Toc200927375"/>
+      <w:bookmarkStart w:id="41" w:name="_Toc200927375"/>
       <w:r>
         <w:rPr>
           <w:rFonts w:hint="eastAsia"/>
@@ -2255,9 +2442,9 @@
           <w:sz w:val="30"/>
           <w:szCs w:val="30"/>
         </w:rPr>
-        <w:t xml:space="preserve">  状态机映射与视觉体系 (States &amp; System)</w:t>
-      </w:r>
-      <w:bookmarkEnd w:id="35"/>
+        <w:t xml:space="preserve">  Proto-Persona 用户画像制作</w:t>
+      </w:r>
+      <w:bookmarkEnd w:id="41"/>
     </w:p>
     <w:p>
       <w:pPr>
@@ -2282,6 +2469,244 @@
       <w:pPr>
         <w:spacing w:line="360" w:lineRule="auto"/>
         <w:ind w:firstLine="420"/>
+        <w:rPr>
+          <w:bCs/>
+          <w:sz w:val="24"/>
+        </w:rPr>
+      </w:pPr>
+      <w:r>
+        <w:t xml:space="preserve">（一）掌握 Proto-Persona（原型用户画像）的四大标准模块格式。
+（二）理解人口统计学陷阱 (Demographic Trap) 的危害。
+（三）掌握将文字调研数据视觉化表达的基本能力。
+</w:t>
+      </w:r>
+    </w:p>
+    <w:p>
+      <w:pPr>
+        <w:spacing w:line="360" w:lineRule="auto"/>
+        <w:rPr>
+          <w:b/>
+          <w:bCs/>
+          <w:sz w:val="24"/>
+        </w:rPr>
+      </w:pPr>
+      <w:r>
+        <w:rPr>
+          <w:rFonts w:hint="eastAsia"/>
+          <w:b/>
+          <w:bCs/>
+          <w:sz w:val="24"/>
+        </w:rPr>
+        <w:t>二、实验设备与环境</w:t>
+      </w:r>
+    </w:p>
+    <w:p>
+      <w:pPr>
+        <w:spacing w:line="360" w:lineRule="auto"/>
+        <w:ind w:firstLineChars="200" w:firstLine="420"/>
+        <w:rPr>
+          <w:bCs/>
+          <w:sz w:val="24"/>
+        </w:rPr>
+      </w:pPr>
+      <w:r>
+        <w:t xml:space="preserve">1. 硬件：个人计算机（学校机房或自备）
+2. 软件：Figma / Illustrator / 其他绘图软件
+</w:t>
+      </w:r>
+    </w:p>
+    <w:p>
+      <w:pPr>
+        <w:spacing w:line="360" w:lineRule="auto"/>
+        <w:rPr>
+          <w:b/>
+          <w:bCs/>
+          <w:sz w:val="24"/>
+        </w:rPr>
+      </w:pPr>
+      <w:r>
+        <w:rPr>
+          <w:rFonts w:hint="eastAsia"/>
+          <w:b/>
+          <w:bCs/>
+          <w:sz w:val="24"/>
+        </w:rPr>
+        <w:t>三、实验要求</w:t>
+      </w:r>
+    </w:p>
+    <w:p>
+      <w:pPr>
+        <w:spacing w:line="360" w:lineRule="auto"/>
+        <w:ind w:firstLine="420"/>
+        <w:rPr>
+          <w:bCs/>
+          <w:sz w:val="24"/>
+        </w:rPr>
+      </w:pPr>
+      <w:r>
+        <w:t xml:space="preserve">（一）须输出包含四大模块的 A4 尺寸 Proto-Persona 画像卡成品。
+（二）须提供至少 3 张制作过程截图。
+（三）须完成学生实验报告，图文交替排版。
+</w:t>
+      </w:r>
+    </w:p>
+    <w:p>
+      <w:pPr>
+        <w:spacing w:line="360" w:lineRule="auto"/>
+        <w:rPr>
+          <w:b/>
+          <w:bCs/>
+          <w:sz w:val="24"/>
+        </w:rPr>
+      </w:pPr>
+      <w:r>
+        <w:rPr>
+          <w:rFonts w:hint="eastAsia"/>
+          <w:b/>
+          <w:bCs/>
+          <w:sz w:val="24"/>
+        </w:rPr>
+        <w:t>四、实验步骤与要点</w:t>
+      </w:r>
+    </w:p>
+    <w:p>
+      <w:pPr>
+        <w:spacing w:line="360" w:lineRule="auto"/>
+        <w:ind w:firstLine="420"/>
+        <w:rPr>
+          <w:bCs/>
+          <w:sz w:val="24"/>
+        </w:rPr>
+      </w:pPr>
+      <w:r>
+        <w:t xml:space="preserve">1. 整理实验 1 的结构化数据卡内容。
+2. 使用设计工具建立 A4 画布并划分四大区块。
+3. 填入背景档案、行为核心特征、JTBD 和痛点陈述，并排版导出。
+</w:t>
+      </w:r>
+    </w:p>
+    <w:p>
+      <w:pPr>
+        <w:rPr>
+          <w:b/>
+          <w:sz w:val="24"/>
+        </w:rPr>
+      </w:pPr>
+      <w:r>
+        <w:rPr>
+          <w:rFonts w:hint="eastAsia"/>
+          <w:b/>
+          <w:sz w:val="24"/>
+        </w:rPr>
+        <w:t>五、实验结论</w:t>
+      </w:r>
+    </w:p>
+    <w:p>
+      <w:pPr>
+        <w:spacing w:line="360" w:lineRule="auto"/>
+        <w:ind w:firstLine="420"/>
+        <w:rPr>
+          <w:bCs/>
+          <w:sz w:val="24"/>
+        </w:rPr>
+      </w:pPr>
+      <w:r>
+        <w:t xml:space="preserve">反思数据转化可视化的难点，总结在规避人口学陷阱上的思考，理解 Proto-Persona 作为假设的定位。
+</w:t>
+      </w:r>
+    </w:p>
+    <w:p>
+      <w:pPr>
+        <w:rPr>
+          <w:b/>
+          <w:sz w:val="24"/>
+        </w:rPr>
+      </w:pPr>
+      <w:r>
+        <w:rPr>
+          <w:rFonts w:hint="eastAsia"/>
+          <w:b/>
+          <w:sz w:val="24"/>
+        </w:rPr>
+        <w:t>六、思考题</w:t>
+      </w:r>
+    </w:p>
+    <w:p>
+      <w:pPr>
+        <w:spacing w:line="360" w:lineRule="auto"/>
+        <w:ind w:firstLine="420"/>
+        <w:rPr>
+          <w:bCs/>
+          <w:sz w:val="24"/>
+        </w:rPr>
+      </w:pPr>
+      <w:r>
+        <w:t>XXXX</w:t>
+      </w:r>
+    </w:p>
+    <w:p>
+      <w:pPr>
+        <w:jc w:val="center"/>
+        <w:outlineLvl w:val="0"/>
+        <w:rPr>
+          <w:b/>
+          <w:sz w:val="30"/>
+          <w:szCs w:val="30"/>
+        </w:rPr>
+      </w:pPr>
+      <w:bookmarkStart w:id="42" w:name="_Toc200927376"/>
+      <w:r>
+        <w:rPr>
+          <w:rFonts w:hint="eastAsia"/>
+          <w:b/>
+          <w:sz w:val="30"/>
+          <w:szCs w:val="30"/>
+        </w:rPr>
+        <w:t>实验三</w:t>
+      </w:r>
+      <w:r>
+        <w:rPr>
+          <w:rFonts w:hint="eastAsia"/>
+          <w:b/>
+          <w:sz w:val="30"/>
+          <w:szCs w:val="30"/>
+        </w:rPr>
+        <w:t xml:space="preserve">  状态机映射与视觉体系 (States &amp; System)</w:t>
+      </w:r>
+      <w:bookmarkEnd w:id="42"/>
+    </w:p>
+    <w:p>
+      <w:pPr>
+        <w:jc w:val="center"/>
+        <w:rPr>
+          <w:rFonts w:ascii="SimHei" w:eastAsia="SimHei" w:hAnsi="SimHei"/>
+          <w:sz w:val="30"/>
+          <w:szCs w:val="30"/>
+        </w:rPr>
+      </w:pPr>
+    </w:p>
+    <w:p>
+      <w:pPr>
+        <w:spacing w:line="360" w:lineRule="auto"/>
+        <w:rPr>
+          <w:b/>
+          <w:bCs/>
+          <w:sz w:val="24"/>
+        </w:rPr>
+      </w:pPr>
+      <w:r>
+        <w:rPr>
+          <w:rFonts w:hint="eastAsia"/>
+          <w:b/>
+          <w:bCs/>
+          <w:sz w:val="24"/>
+        </w:rPr>
+        <w:t>一、实验目的</w:t>
+      </w:r>
+    </w:p>
+    <w:p>
+      <w:pPr>
+        <w:spacing w:line="360" w:lineRule="auto"/>
         <w:rPr>
           <w:bCs/>
           <w:sz w:val="24"/>
@@ -2316,7 +2741,6 @@
     <w:p>
       <w:pPr>
         <w:spacing w:line="360" w:lineRule="auto"/>
-        <w:ind w:firstLineChars="200" w:firstLine="420"/>
         <w:rPr>
           <w:bCs/>
           <w:sz w:val="24"/>
@@ -2350,7 +2774,6 @@
     <w:p>
       <w:pPr>
         <w:spacing w:line="360" w:lineRule="auto"/>
-        <w:ind w:firstLine="420"/>
         <w:rPr>
           <w:bCs/>
           <w:sz w:val="24"/>
@@ -2384,8 +2807,6 @@
     </w:p>
     <w:p>
       <w:pPr>
-        <w:spacing w:line="360" w:lineRule="auto"/>
-        <w:ind w:firstLine="420"/>
         <w:rPr>
           <w:bCs/>
           <w:sz w:val="24"/>
@@ -2417,7 +2838,6 @@
     <w:p>
       <w:pPr>
         <w:spacing w:line="360" w:lineRule="auto"/>
-        <w:ind w:firstLine="420"/>
         <w:rPr>
           <w:bCs/>
           <w:sz w:val="24"/>
@@ -2430,35 +2850,6 @@
     </w:p>
     <w:p>
       <w:pPr>
-        <w:rPr>
-          <w:b/>
-          <w:sz w:val="24"/>
-        </w:rPr>
-      </w:pPr>
-      <w:r>
-        <w:rPr>
-          <w:rFonts w:hint="eastAsia"/>
-          <w:b/>
-          <w:sz w:val="24"/>
-        </w:rPr>
-        <w:t>六、思考题</w:t>
-      </w:r>
-    </w:p>
-    <w:p>
-      <w:pPr>
-        <w:spacing w:line="360" w:lineRule="auto"/>
-        <w:ind w:firstLine="420"/>
-        <w:rPr>
-          <w:bCs/>
-          <w:sz w:val="24"/>
-        </w:rPr>
-      </w:pPr>
-      <w:r>
-        <w:t>XXXX</w:t>
-      </w:r>
-    </w:p>
-    <w:p>
-      <w:pPr>
         <w:jc w:val="center"/>
         <w:outlineLvl w:val="0"/>
         <w:rPr>
@@ -2467,7 +2858,6 @@
           <w:szCs w:val="30"/>
         </w:rPr>
       </w:pPr>
-      <w:bookmarkStart w:id="36" w:name="_Toc200927376"/>
       <w:r>
         <w:rPr>
           <w:rFonts w:hint="eastAsia"/>
@@ -2475,7 +2865,7 @@
           <w:sz w:val="30"/>
           <w:szCs w:val="30"/>
         </w:rPr>
-        <w:t>实验三</w:t>
+        <w:t>综合项目</w:t>
       </w:r>
       <w:r>
         <w:rPr>
@@ -2486,7 +2876,6 @@
         </w:rPr>
         <w:t xml:space="preserve">  AI 原型与创意动效生成 (AI Prototyping)</w:t>
       </w:r>
-      <w:bookmarkEnd w:id="36"/>
     </w:p>
     <w:p>
       <w:pPr>
@@ -2658,209 +3047,6 @@
       </w:pPr>
       <w:r>
         <w:t xml:space="preserve">总结结构化 Prompt 构建方法与 AI 协作中的关键发现，记录主要排障节点与兜底策略，反思混合人机协同工作流的效率边界与局限性。
-</w:t>
-      </w:r>
-    </w:p>
-    <w:p>
-      <w:pPr>
-        <w:jc w:val="center"/>
-        <w:outlineLvl w:val="0"/>
-        <w:rPr>
-          <w:b/>
-          <w:sz w:val="30"/>
-          <w:szCs w:val="30"/>
-        </w:rPr>
-      </w:pPr>
-      <w:r>
-        <w:rPr>
-          <w:rFonts w:hint="eastAsia"/>
-          <w:b/>
-          <w:sz w:val="30"/>
-          <w:szCs w:val="30"/>
-        </w:rPr>
-        <w:t>综合项目</w:t>
-      </w:r>
-      <w:r>
-        <w:rPr>
-          <w:rFonts w:hint="eastAsia"/>
-          <w:b/>
-          <w:sz w:val="30"/>
-          <w:szCs w:val="30"/>
-        </w:rPr>
-        <w:t xml:space="preserve">  启发式评估验证闭环 (Heuristic Evaluation)</w:t>
-      </w:r>
-    </w:p>
-    <w:p>
-      <w:pPr>
-        <w:jc w:val="center"/>
-        <w:rPr>
-          <w:rFonts w:ascii="SimHei" w:eastAsia="SimHei" w:hAnsi="SimHei"/>
-          <w:sz w:val="30"/>
-          <w:szCs w:val="30"/>
-        </w:rPr>
-      </w:pPr>
-    </w:p>
-    <w:p>
-      <w:pPr>
-        <w:spacing w:line="360" w:lineRule="auto"/>
-        <w:rPr>
-          <w:b/>
-          <w:bCs/>
-          <w:sz w:val="24"/>
-        </w:rPr>
-      </w:pPr>
-      <w:r>
-        <w:rPr>
-          <w:rFonts w:hint="eastAsia"/>
-          <w:b/>
-          <w:bCs/>
-          <w:sz w:val="24"/>
-        </w:rPr>
-        <w:t>一、实验目的</w:t>
-      </w:r>
-    </w:p>
-    <w:p>
-      <w:pPr>
-        <w:spacing w:line="360" w:lineRule="auto"/>
-        <w:rPr>
-          <w:bCs/>
-          <w:sz w:val="24"/>
-        </w:rPr>
-      </w:pPr>
-      <w:r>
-        <w:t xml:space="preserve">（一）能以评估专家身份对他组原型执行严格的启发式走查，输出含严重级评定的缺陷报告。
-（二）掌握 Think-Aloud 出声思考法的规范主持技巧，完成至少 3 人次的真实用户测试记录。
-（三）能系统梳理质性测试反馈，完成缺陷修正闭环，并以专业叙事呈现设计迭代全过程。
-</w:t>
-      </w:r>
-    </w:p>
-    <w:p>
-      <w:pPr>
-        <w:spacing w:line="360" w:lineRule="auto"/>
-        <w:rPr>
-          <w:b/>
-          <w:bCs/>
-          <w:sz w:val="24"/>
-        </w:rPr>
-      </w:pPr>
-      <w:r>
-        <w:rPr>
-          <w:rFonts w:hint="eastAsia"/>
-          <w:b/>
-          <w:bCs/>
-          <w:sz w:val="24"/>
-        </w:rPr>
-        <w:t>二、实验设备与环境</w:t>
-      </w:r>
-    </w:p>
-    <w:p>
-      <w:pPr>
-        <w:spacing w:line="360" w:lineRule="auto"/>
-        <w:rPr>
-          <w:bCs/>
-          <w:sz w:val="24"/>
-        </w:rPr>
-      </w:pPr>
-      <w:r>
-        <w:t xml:space="preserve">1. 硬件：个人计算机（学校机房或自备）；可选：录屏/录音设备
-2. 软件：Windows 10+；交互原型（AI 生成 + Figma 混合保真）、笔记软件
-</w:t>
-      </w:r>
-    </w:p>
-    <w:p>
-      <w:pPr>
-        <w:spacing w:line="360" w:lineRule="auto"/>
-        <w:rPr>
-          <w:b/>
-          <w:bCs/>
-          <w:sz w:val="24"/>
-        </w:rPr>
-      </w:pPr>
-      <w:r>
-        <w:rPr>
-          <w:rFonts w:hint="eastAsia"/>
-          <w:b/>
-          <w:bCs/>
-          <w:sz w:val="24"/>
-        </w:rPr>
-        <w:t>三、实验要求</w:t>
-      </w:r>
-    </w:p>
-    <w:p>
-      <w:pPr>
-        <w:spacing w:line="360" w:lineRule="auto"/>
-        <w:rPr>
-          <w:bCs/>
-          <w:sz w:val="24"/>
-        </w:rPr>
-      </w:pPr>
-      <w:r>
-        <w:t xml:space="preserve">（一）须对另一组原型执行启发式走查，输出走查报告（含 Nielsen 原则编号、缺陷描述、严重级评定）。
-（二）须以主持人身份完成至少 3 人次 Think-Aloud 测试，提交测试录屏/录音与观察笔记。
-（三）须完成缺陷修正前后对比文档，并撰写作品集复盘叙事（含数据证据链），参与最终路演答辩。
-</w:t>
-      </w:r>
-    </w:p>
-    <w:p>
-      <w:pPr>
-        <w:spacing w:line="360" w:lineRule="auto"/>
-        <w:rPr>
-          <w:b/>
-          <w:bCs/>
-          <w:sz w:val="24"/>
-        </w:rPr>
-      </w:pPr>
-      <w:r>
-        <w:rPr>
-          <w:rFonts w:hint="eastAsia"/>
-          <w:b/>
-          <w:bCs/>
-          <w:sz w:val="24"/>
-        </w:rPr>
-        <w:t>四、实验步骤与要点</w:t>
-      </w:r>
-    </w:p>
-    <w:p>
-      <w:pPr>
-        <w:rPr>
-          <w:bCs/>
-          <w:sz w:val="24"/>
-        </w:rPr>
-      </w:pPr>
-      <w:r>
-        <w:t xml:space="preserve">1. 进行基于 Nielsen 十大原则的跨组同侪启发式评估走查。
-2. 用 Think-Aloud 出声思考法对测试者执行可用性测试记录。
-3. 挖掘体验死角并在原型中给出改进版对比设计。
-4. 系统梳理走查与测试反馈，完成缺陷修正前后对比文档与作品集复盘叙事。
-</w:t>
-      </w:r>
-    </w:p>
-    <w:p>
-      <w:pPr>
-        <w:rPr>
-          <w:b/>
-          <w:sz w:val="24"/>
-        </w:rPr>
-      </w:pPr>
-      <w:r>
-        <w:rPr>
-          <w:rFonts w:hint="eastAsia"/>
-          <w:b/>
-          <w:sz w:val="24"/>
-        </w:rPr>
-        <w:t>五、实验结论</w:t>
-      </w:r>
-    </w:p>
-    <w:p>
-      <w:pPr>
-        <w:spacing w:line="360" w:lineRule="auto"/>
-        <w:rPr>
-          <w:bCs/>
-          <w:sz w:val="24"/>
-        </w:rPr>
-      </w:pPr>
-      <w:r>
-        <w:t xml:space="preserve">总结启发式走查与 Think-Aloud 测试中发现的最高优先级可用性问题，说明迭代修正的设计逻辑，反思跨组评估带来的他者视角价值与不足。
 </w:t>
       </w:r>
     </w:p>
@@ -4125,6 +4311,33 @@
       <w:lang w:val="en-US"/>
     </w:rPr>
   </w:style>
+  <w:style w:type="paragraph" w:styleId="Date">
+    <w:name w:val="Date"/>
+    <w:basedOn w:val="Normal"/>
+    <w:next w:val="Normal"/>
+    <w:link w:val="DateChar"/>
+    <w:uiPriority w:val="99"/>
+    <w:semiHidden/>
+    <w:unhideWhenUsed/>
+    <w:rsid w:val="003C6053"/>
+    <w:pPr>
+      <w:ind w:leftChars="2500" w:left="100"/>
+    </w:pPr>
+  </w:style>
+  <w:style w:type="character" w:customStyle="1" w:styleId="DateChar">
+    <w:name w:val="Date Char"/>
+    <w:basedOn w:val="DefaultParagraphFont"/>
+    <w:link w:val="Date"/>
+    <w:uiPriority w:val="99"/>
+    <w:semiHidden/>
+    <w:rsid w:val="003C6053"/>
+    <w:rPr>
+      <w:rFonts w:ascii="Times New Roman" w:eastAsia="SimSun" w:hAnsi="Times New Roman" w:cs="Times New Roman"/>
+      <w:kern w:val="2"/>
+      <w:sz w:val="21"/>
+      <w:lang w:val="en-US"/>
+    </w:rPr>
+  </w:style>
 </w:styles>
 </file>
 

--- a/交互产品开发/Output/实验材料/21林昕+2023级+数字媒体艺术+影视班+《交互产品开发》+实验指导书.docx
+++ b/交互产品开发/Output/实验材料/21林昕+2023级+数字媒体艺术+影视班+《交互产品开发》+实验指导书.docx
@@ -1414,7 +1414,7 @@
                 <ns0:rFonts ns0:eastAsia="FangSong" ns0:hint="eastAsia"/>
                 <ns0:sz ns0:val="28"/>
               </ns0:rPr>
-              <ns0:t xml:space="preserve">2</ns0:t>
+              <ns0:t xml:space="preserve">8</ns0:t>
             </ns0:r>
             <ns0:bookmarkEnd ns0:id="29"/>
           </ns0:p>
@@ -1560,7 +1560,7 @@
                 <ns0:rFonts ns0:eastAsia="FangSong" ns0:hint="eastAsia"/>
                 <ns0:sz ns0:val="28"/>
               </ns0:rPr>
-              <ns0:t xml:space="preserve">4</ns0:t>
+              <ns0:t xml:space="preserve">12</ns0:t>
             </ns0:r>
           </ns0:p>
         </ns0:tc>
@@ -1697,7 +1697,7 @@
                 <ns0:rFonts ns0:eastAsia="FangSong" ns0:hint="eastAsia"/>
                 <ns0:sz ns0:val="28"/>
               </ns0:rPr>
-              <ns0:t xml:space="preserve">8</ns0:t>
+              <ns0:t xml:space="preserve">16</ns0:t>
             </ns0:r>
           </ns0:p>
         </ns0:tc>
@@ -1847,7 +1847,7 @@
                 <ns0:rFonts ns0:eastAsia="FangSong"/>
                 <ns0:sz ns0:val="28"/>
               </ns0:rPr>
-              <ns0:t xml:space="preserve">14</ns0:t>
+              <ns0:t xml:space="preserve">24</ns0:t>
             </ns0:r>
           </ns0:p>
         </ns0:tc>
@@ -1963,7 +1963,7 @@
                 <ns0:rFonts ns0:eastAsia="FangSong"/>
                 <ns0:sz ns0:val="28"/>
               </ns0:rPr>
-              <ns0:t xml:space="preserve">28</ns0:t>
+              <ns0:t xml:space="preserve">60</ns0:t>
             </ns0:r>
           </ns0:p>
         </ns0:tc>
@@ -2096,12 +2096,59 @@
         </ns0:rPr>
       </ns0:pPr>
       <ns0:r>
-        <ns0:t xml:space="preserve">（一）掌握 JTBD（Jobs-to-be-Done）待办任务框架的三维度分析方法——功能任务、社会任务、情感任务，能在访谈中准确识别用户的多层需求。
-（二）掌握 5-Whys 连环追问法，能对用户的表层回答进行至少三层深度追问，逐步剥离表象，逼近问题根因。
-（三）理解 言行鸿沟 (Say-Do Gap) 现象，能在模拟访谈中识别用户给出的「社会期望答案」与其真实行为之间的偏差。
-（四）掌握 Problem Statement 问题陈述公式——「【具象用户】非常需要【动词+任务】，因为【深层动机】」，能将零散痛点锻压为结构化陈述。
-（五）熟悉 深度访谈五步法（破冰→探寻→剥洋葱→还原→收拢）的完整流程，建立结构化的用户研究方法论。
-</ns0:t>
+        <ns0:t xml:space="preserve">（一）掌握 JTBD（Jobs-to-be-Done）待办任务框架的三维度分析方法——功能任务、社会任务、情感任务，能在访谈中准确识别用户的多层需求。</ns0:t>
+      </ns0:r>
+    </ns0:p>
+    <ns0:p>
+      <ns0:pPr>
+        <ns0:spacing ns0:line="360" ns0:lineRule="auto"/>
+        <ns0:ind ns0:firstLine="420"/>
+        <ns0:rPr>
+          <ns0:bCs/>
+          <ns0:sz ns0:val="24"/>
+        </ns0:rPr>
+      </ns0:pPr>
+      <ns0:r>
+        <ns0:t xml:space="preserve">（二）掌握 5-Whys 连环追问法，能对用户的表层回答进行至少三层深度追问，逐步剥离表象，逼近问题根因。</ns0:t>
+      </ns0:r>
+    </ns0:p>
+    <ns0:p>
+      <ns0:pPr>
+        <ns0:spacing ns0:line="360" ns0:lineRule="auto"/>
+        <ns0:ind ns0:firstLine="420"/>
+        <ns0:rPr>
+          <ns0:bCs/>
+          <ns0:sz ns0:val="24"/>
+        </ns0:rPr>
+      </ns0:pPr>
+      <ns0:r>
+        <ns0:t xml:space="preserve">（三）理解 言行鸿沟 (Say-Do Gap) 现象，能在模拟访谈中识别用户给出的「社会期望答案」与其真实行为之间的偏差。</ns0:t>
+      </ns0:r>
+    </ns0:p>
+    <ns0:p>
+      <ns0:pPr>
+        <ns0:spacing ns0:line="360" ns0:lineRule="auto"/>
+        <ns0:ind ns0:firstLine="420"/>
+        <ns0:rPr>
+          <ns0:bCs/>
+          <ns0:sz ns0:val="24"/>
+        </ns0:rPr>
+      </ns0:pPr>
+      <ns0:r>
+        <ns0:t xml:space="preserve">（四）掌握 Problem Statement 问题陈述公式——「具象用户非常需要动词+任务，因为深层动机」，能将零散痛点锻压为结构化陈述。</ns0:t>
+      </ns0:r>
+    </ns0:p>
+    <ns0:p>
+      <ns0:pPr>
+        <ns0:spacing ns0:line="360" ns0:lineRule="auto"/>
+        <ns0:ind ns0:firstLine="420"/>
+        <ns0:rPr>
+          <ns0:bCs/>
+          <ns0:sz ns0:val="24"/>
+        </ns0:rPr>
+      </ns0:pPr>
+      <ns0:r>
+        <ns0:t xml:space="preserve">（五）熟悉 深度访谈五步法（破冰→探寻→剥洋葱→还原→收拢）的完整流程，建立结构化的用户研究方法论。</ns0:t>
       </ns0:r>
     </ns0:p>
     <ns0:p ns0:rsidR="006A5B3A" ns0:rsidRDefault="00000000">
@@ -2133,10 +2180,33 @@
         </ns0:rPr>
       </ns0:pPr>
       <ns0:r>
-        <ns0:t xml:space="preserve">1. 硬件：个人计算机（学校机房或自备笔记本）
-2. 软件平台：AI 对话平台（如DeepSeek、Kimi等）
-3. 实验材料：教师版系统提示词、学生版实操对战指南
-</ns0:t>
+        <ns0:t xml:space="preserve">1. 硬件：个人计算机（学校机房或自备笔记本）</ns0:t>
+      </ns0:r>
+    </ns0:p>
+    <ns0:p>
+      <ns0:pPr>
+        <ns0:spacing ns0:line="360" ns0:lineRule="auto"/>
+        <ns0:ind ns0:firstLine="420"/>
+        <ns0:rPr>
+          <ns0:bCs/>
+          <ns0:sz ns0:val="24"/>
+        </ns0:rPr>
+      </ns0:pPr>
+      <ns0:r>
+        <ns0:t xml:space="preserve">2. 软件平台：AI 对话平台（如DeepSeek、Kimi等）</ns0:t>
+      </ns0:r>
+    </ns0:p>
+    <ns0:p>
+      <ns0:pPr>
+        <ns0:spacing ns0:line="360" ns0:lineRule="auto"/>
+        <ns0:ind ns0:firstLine="420"/>
+        <ns0:rPr>
+          <ns0:bCs/>
+          <ns0:sz ns0:val="24"/>
+        </ns0:rPr>
+      </ns0:pPr>
+      <ns0:r>
+        <ns0:t xml:space="preserve">3. 实验材料：教师版系统提示词、学生版实操对战指南</ns0:t>
       </ns0:r>
     </ns0:p>
     <ns0:p ns0:rsidR="006A5B3A" ns0:rsidRDefault="00000000">
@@ -2168,10 +2238,33 @@
         </ns0:rPr>
       </ns0:pPr>
       <ns0:r>
-        <ns0:t xml:space="preserve">（一）须获取完整对话日志截图（不少于 5 轮有效追问）。
-（二）须获取 AI 提炼的 JTBD 陈述与核心痛点。
-（三）须完成实践报告，图文交替排版。
-</ns0:t>
+        <ns0:t xml:space="preserve">（一）须获取完整对话日志截图（不少于 5 轮有效追问）。</ns0:t>
+      </ns0:r>
+    </ns0:p>
+    <ns0:p>
+      <ns0:pPr>
+        <ns0:spacing ns0:line="360" ns0:lineRule="auto"/>
+        <ns0:ind ns0:firstLine="420"/>
+        <ns0:rPr>
+          <ns0:bCs/>
+          <ns0:sz ns0:val="24"/>
+        </ns0:rPr>
+      </ns0:pPr>
+      <ns0:r>
+        <ns0:t xml:space="preserve">（二）须获取 AI 提炼的 JTBD 陈述与核心痛点。</ns0:t>
+      </ns0:r>
+    </ns0:p>
+    <ns0:p>
+      <ns0:pPr>
+        <ns0:spacing ns0:line="360" ns0:lineRule="auto"/>
+        <ns0:ind ns0:firstLine="420"/>
+        <ns0:rPr>
+          <ns0:bCs/>
+          <ns0:sz ns0:val="24"/>
+        </ns0:rPr>
+      </ns0:pPr>
+      <ns0:r>
+        <ns0:t xml:space="preserve">（三）须完成实践报告，图文交替排版。</ns0:t>
       </ns0:r>
     </ns0:p>
     <ns0:p ns0:rsidR="006A5B3A" ns0:rsidRDefault="00000000">
@@ -2203,20 +2296,176 @@
         </ns0:rPr>
       </ns0:pPr>
       <ns0:r>
-        <ns0:t xml:space="preserve">步骤 S1：获取系统提示词并注入 AI 平台
-请描述你将系统提示词注入 AI 平台的操作过程，并确认 System Prompt 已成功加载。
-步骤 S2：选择启动模式与角色
-选择启动指令与角色选项，记录 AI 返回的盲盒角色档案。
-步骤 S3：破冰与情境沉浸提问
-记录你的破冰提问及 AI 的回应，分析你的提问策略是否有效。
-步骤 S4：5-Whys 连环追问——剥洋葱
-记录你的 5-Whys 追问链路，标注每一层 Why 的追问逻辑和 AI 的反应变化。
-步骤 S5：使用 /coach 请求教练帮助（如有使用）
-如果在访谈过程中使用了 /coach，记录教练给出的诊断和建议。
-步骤 S6：输入 /总结——获取结构化数据卡
-粘贴你获得的完整 Proto-Persona 数据卡截图，并记录关键结果。
-步骤 S7：保存实验成果
-确认已保存所有实验材料，并说明文件组织方式。</ns0:t>
+        <ns0:t xml:space="preserve">步骤 S1：获取系统提示词并注入 AI 平台</ns0:t>
+      </ns0:r>
+    </ns0:p>
+    <ns0:p>
+      <ns0:pPr>
+        <ns0:spacing ns0:line="360" ns0:lineRule="auto"/>
+        <ns0:ind ns0:firstLine="420"/>
+        <ns0:rPr>
+          <ns0:bCs/>
+          <ns0:sz ns0:val="24"/>
+        </ns0:rPr>
+      </ns0:pPr>
+      <ns0:r>
+        <ns0:t xml:space="preserve">请描述你将系统提示词注入 AI 平台的操作过程，并确认 System Prompt 已成功加载。</ns0:t>
+      </ns0:r>
+    </ns0:p>
+    <ns0:p>
+      <ns0:pPr>
+        <ns0:spacing ns0:line="360" ns0:lineRule="auto"/>
+        <ns0:ind ns0:firstLine="420"/>
+        <ns0:rPr>
+          <ns0:bCs/>
+          <ns0:sz ns0:val="24"/>
+        </ns0:rPr>
+      </ns0:pPr>
+      <ns0:r>
+        <ns0:t xml:space="preserve">步骤 S2：选择启动模式与角色</ns0:t>
+      </ns0:r>
+    </ns0:p>
+    <ns0:p>
+      <ns0:pPr>
+        <ns0:spacing ns0:line="360" ns0:lineRule="auto"/>
+        <ns0:ind ns0:firstLine="420"/>
+        <ns0:rPr>
+          <ns0:bCs/>
+          <ns0:sz ns0:val="24"/>
+        </ns0:rPr>
+      </ns0:pPr>
+      <ns0:r>
+        <ns0:t xml:space="preserve">选择启动指令与角色选项，记录 AI 返回的盲盒角色档案。</ns0:t>
+      </ns0:r>
+    </ns0:p>
+    <ns0:p>
+      <ns0:pPr>
+        <ns0:spacing ns0:line="360" ns0:lineRule="auto"/>
+        <ns0:ind ns0:firstLine="420"/>
+        <ns0:rPr>
+          <ns0:bCs/>
+          <ns0:sz ns0:val="24"/>
+        </ns0:rPr>
+      </ns0:pPr>
+      <ns0:r>
+        <ns0:t xml:space="preserve">步骤 S3：破冰与情境沉浸提问</ns0:t>
+      </ns0:r>
+    </ns0:p>
+    <ns0:p>
+      <ns0:pPr>
+        <ns0:spacing ns0:line="360" ns0:lineRule="auto"/>
+        <ns0:ind ns0:firstLine="420"/>
+        <ns0:rPr>
+          <ns0:bCs/>
+          <ns0:sz ns0:val="24"/>
+        </ns0:rPr>
+      </ns0:pPr>
+      <ns0:r>
+        <ns0:t xml:space="preserve">记录你的破冰提问及 AI 的回应，分析你的提问策略是否有效。</ns0:t>
+      </ns0:r>
+    </ns0:p>
+    <ns0:p>
+      <ns0:pPr>
+        <ns0:spacing ns0:line="360" ns0:lineRule="auto"/>
+        <ns0:ind ns0:firstLine="420"/>
+        <ns0:rPr>
+          <ns0:bCs/>
+          <ns0:sz ns0:val="24"/>
+        </ns0:rPr>
+      </ns0:pPr>
+      <ns0:r>
+        <ns0:t xml:space="preserve">步骤 S4：5-Whys 连环追问——剥洋葱</ns0:t>
+      </ns0:r>
+    </ns0:p>
+    <ns0:p>
+      <ns0:pPr>
+        <ns0:spacing ns0:line="360" ns0:lineRule="auto"/>
+        <ns0:ind ns0:firstLine="420"/>
+        <ns0:rPr>
+          <ns0:bCs/>
+          <ns0:sz ns0:val="24"/>
+        </ns0:rPr>
+      </ns0:pPr>
+      <ns0:r>
+        <ns0:t xml:space="preserve">记录你的 5-Whys 追问链路，标注每一层 Why 的追问逻辑和 AI 的反应变化。</ns0:t>
+      </ns0:r>
+    </ns0:p>
+    <ns0:p>
+      <ns0:pPr>
+        <ns0:spacing ns0:line="360" ns0:lineRule="auto"/>
+        <ns0:ind ns0:firstLine="420"/>
+        <ns0:rPr>
+          <ns0:bCs/>
+          <ns0:sz ns0:val="24"/>
+        </ns0:rPr>
+      </ns0:pPr>
+      <ns0:r>
+        <ns0:t xml:space="preserve">步骤 S5：使用 /coach 请求教练帮助（如有使用）</ns0:t>
+      </ns0:r>
+    </ns0:p>
+    <ns0:p>
+      <ns0:pPr>
+        <ns0:spacing ns0:line="360" ns0:lineRule="auto"/>
+        <ns0:ind ns0:firstLine="420"/>
+        <ns0:rPr>
+          <ns0:bCs/>
+          <ns0:sz ns0:val="24"/>
+        </ns0:rPr>
+      </ns0:pPr>
+      <ns0:r>
+        <ns0:t xml:space="preserve">如果在访谈过程中使用了 /coach，记录教练给出的诊断和建议。</ns0:t>
+      </ns0:r>
+    </ns0:p>
+    <ns0:p>
+      <ns0:pPr>
+        <ns0:spacing ns0:line="360" ns0:lineRule="auto"/>
+        <ns0:ind ns0:firstLine="420"/>
+        <ns0:rPr>
+          <ns0:bCs/>
+          <ns0:sz ns0:val="24"/>
+        </ns0:rPr>
+      </ns0:pPr>
+      <ns0:r>
+        <ns0:t xml:space="preserve">步骤 S6：输入 /总结——获取结构化数据卡</ns0:t>
+      </ns0:r>
+    </ns0:p>
+    <ns0:p>
+      <ns0:pPr>
+        <ns0:spacing ns0:line="360" ns0:lineRule="auto"/>
+        <ns0:ind ns0:firstLine="420"/>
+        <ns0:rPr>
+          <ns0:bCs/>
+          <ns0:sz ns0:val="24"/>
+        </ns0:rPr>
+      </ns0:pPr>
+      <ns0:r>
+        <ns0:t xml:space="preserve">粘贴你获得的完整 Proto-Persona 数据卡截图，并记录关键结果。</ns0:t>
+      </ns0:r>
+    </ns0:p>
+    <ns0:p>
+      <ns0:pPr>
+        <ns0:spacing ns0:line="360" ns0:lineRule="auto"/>
+        <ns0:ind ns0:firstLine="420"/>
+        <ns0:rPr>
+          <ns0:bCs/>
+          <ns0:sz ns0:val="24"/>
+        </ns0:rPr>
+      </ns0:pPr>
+      <ns0:r>
+        <ns0:t xml:space="preserve">步骤 S7：保存实验成果</ns0:t>
+      </ns0:r>
+    </ns0:p>
+    <ns0:p>
+      <ns0:pPr>
+        <ns0:spacing ns0:line="360" ns0:lineRule="auto"/>
+        <ns0:ind ns0:firstLine="420"/>
+        <ns0:rPr>
+          <ns0:bCs/>
+          <ns0:sz ns0:val="24"/>
+        </ns0:rPr>
+      </ns0:pPr>
+      <ns0:r>
+        <ns0:t xml:space="preserve">确认已保存所有实验材料，并说明文件组织方式。</ns0:t>
       </ns0:r>
     </ns0:p>
     <ns0:p ns0:rsidR="006A5B3A" ns0:rsidRDefault="00000000">
@@ -2245,8 +2494,7 @@
         </ns0:rPr>
       </ns0:pPr>
       <ns0:r>
-        <ns0:t xml:space="preserve">反思访谈深度，总结言行鸿沟等核心概念的实践体会，以及不同提问策略的效果对比。
-</ns0:t>
+        <ns0:t xml:space="preserve">反思访谈深度，总结言行鸿沟等核心概念的实践体会，以及不同提问策略的效果对比。</ns0:t>
       </ns0:r>
     </ns0:p>
     <ns0:p ns0:rsidR="006A5B3A" ns0:rsidRDefault="00000000">
@@ -2338,11 +2586,46 @@
         </ns0:rPr>
       </ns0:pPr>
       <ns0:r>
-        <ns0:t xml:space="preserve">（一）掌握 Proto-Persona（原型用户画像）的四大标准模块格式，能将访谈数据转化为结构化的视觉画像。
-（二）理解 人口统计学陷阱 (Demographic Trap) 的危害，能在画像制作中自觉规避用人口学标签替代行为差异特征的错误做法。
-（三）掌握将文字调研数据视觉化表达的基本能力，能使用任意工具在 A4 版面上完成清晰、有层次的画像卡设计。
-（四）理解 Proto-Persona 作为 Lean UX 假设验证起点的定位——它是一份「待验证的假设」，而非已确认的结论。
-</ns0:t>
+        <ns0:t xml:space="preserve">（一）掌握 Proto-Persona（原型用户画像）的四大标准模块格式，能将访谈数据转化为结构化的视觉画像。</ns0:t>
+      </ns0:r>
+    </ns0:p>
+    <ns0:p>
+      <ns0:pPr>
+        <ns0:spacing ns0:line="360" ns0:lineRule="auto"/>
+        <ns0:ind ns0:firstLine="420"/>
+        <ns0:rPr>
+          <ns0:bCs/>
+          <ns0:sz ns0:val="24"/>
+        </ns0:rPr>
+      </ns0:pPr>
+      <ns0:r>
+        <ns0:t xml:space="preserve">（二）理解 人口统计学陷阱 (Demographic Trap) 的危害，能在画像制作中自觉规避用人口学标签替代行为差异特征的错误做法。</ns0:t>
+      </ns0:r>
+    </ns0:p>
+    <ns0:p>
+      <ns0:pPr>
+        <ns0:spacing ns0:line="360" ns0:lineRule="auto"/>
+        <ns0:ind ns0:firstLine="420"/>
+        <ns0:rPr>
+          <ns0:bCs/>
+          <ns0:sz ns0:val="24"/>
+        </ns0:rPr>
+      </ns0:pPr>
+      <ns0:r>
+        <ns0:t xml:space="preserve">（三）掌握将文字调研数据视觉化表达的基本能力，能使用任意工具在 A4 版面上完成清晰、有层次的画像卡设计。</ns0:t>
+      </ns0:r>
+    </ns0:p>
+    <ns0:p>
+      <ns0:pPr>
+        <ns0:spacing ns0:line="360" ns0:lineRule="auto"/>
+        <ns0:ind ns0:firstLine="420"/>
+        <ns0:rPr>
+          <ns0:bCs/>
+          <ns0:sz ns0:val="24"/>
+        </ns0:rPr>
+      </ns0:pPr>
+      <ns0:r>
+        <ns0:t xml:space="preserve">（四）理解 Proto-Persona 作为 Lean UX 假设验证起点的定位——它是一份「待验证的假设」，而非已确认的结论。</ns0:t>
       </ns0:r>
     </ns0:p>
     <ns0:p ns0:rsidR="006A5B3A" ns0:rsidRDefault="00000000">
@@ -2374,11 +2657,46 @@
         </ns0:rPr>
       </ns0:pPr>
       <ns0:r>
-        <ns0:t xml:space="preserve">1. 硬件：个人计算机（学校机房或自备）
-2. 输入材料：实验 1 的 /总结 数据卡
-3. 参考素材：教材参考图或网上搜索
-4. 制作工具（任选其一）：Figma / Adobe Illustrator / 手绘 / Procreate / 其他绘图软件
-</ns0:t>
+        <ns0:t xml:space="preserve">1. 硬件：个人计算机（学校机房或自备）</ns0:t>
+      </ns0:r>
+    </ns0:p>
+    <ns0:p>
+      <ns0:pPr>
+        <ns0:spacing ns0:line="360" ns0:lineRule="auto"/>
+        <ns0:ind ns0:firstLineChars="200" ns0:firstLine="420"/>
+        <ns0:rPr>
+          <ns0:bCs/>
+          <ns0:sz ns0:val="24"/>
+        </ns0:rPr>
+      </ns0:pPr>
+      <ns0:r>
+        <ns0:t xml:space="preserve">2. 输入材料：实验 1 的 /总结 数据卡</ns0:t>
+      </ns0:r>
+    </ns0:p>
+    <ns0:p>
+      <ns0:pPr>
+        <ns0:spacing ns0:line="360" ns0:lineRule="auto"/>
+        <ns0:ind ns0:firstLineChars="200" ns0:firstLine="420"/>
+        <ns0:rPr>
+          <ns0:bCs/>
+          <ns0:sz ns0:val="24"/>
+        </ns0:rPr>
+      </ns0:pPr>
+      <ns0:r>
+        <ns0:t xml:space="preserve">3. 参考素材：教材参考图或网上搜索</ns0:t>
+      </ns0:r>
+    </ns0:p>
+    <ns0:p>
+      <ns0:pPr>
+        <ns0:spacing ns0:line="360" ns0:lineRule="auto"/>
+        <ns0:ind ns0:firstLineChars="200" ns0:firstLine="420"/>
+        <ns0:rPr>
+          <ns0:bCs/>
+          <ns0:sz ns0:val="24"/>
+        </ns0:rPr>
+      </ns0:pPr>
+      <ns0:r>
+        <ns0:t xml:space="preserve">4. 制作工具（任选其一）：Figma / Adobe Illustrator / 手绘（强烈鼓励，以降低工具门槛） / Procreate / 其他绘图软件</ns0:t>
       </ns0:r>
     </ns0:p>
     <ns0:p ns0:rsidR="006A5B3A" ns0:rsidRDefault="00000000">
@@ -2410,10 +2728,33 @@
         </ns0:rPr>
       </ns0:pPr>
       <ns0:r>
-        <ns0:t xml:space="preserve">（一）须输出包含四大模块的 A4 尺寸 Proto-Persona 画像卡成品。
-（二）须提供至少 3 张制作过程截图。
-（三）须完成实践报告，图文交替排版。
-</ns0:t>
+        <ns0:t xml:space="preserve">（一）须输出包含四大模块的 A4 尺寸 Proto-Persona 画像卡成品。无论使用数字工具还是手绘，必须严格划分四大窗格，结构不可变。</ns0:t>
+      </ns0:r>
+    </ns0:p>
+    <ns0:p>
+      <ns0:pPr>
+        <ns0:spacing ns0:line="360" ns0:lineRule="auto"/>
+        <ns0:ind ns0:firstLine="420"/>
+        <ns0:rPr>
+          <ns0:bCs/>
+          <ns0:sz ns0:val="24"/>
+        </ns0:rPr>
+      </ns0:pPr>
+      <ns0:r>
+        <ns0:t xml:space="preserve">（二）须提供至少 3 张制作过程截图（若为纸笔手绘，请拍摄创作过程的照片）。</ns0:t>
+      </ns0:r>
+    </ns0:p>
+    <ns0:p>
+      <ns0:pPr>
+        <ns0:spacing ns0:line="360" ns0:lineRule="auto"/>
+        <ns0:ind ns0:firstLine="420"/>
+        <ns0:rPr>
+          <ns0:bCs/>
+          <ns0:sz ns0:val="24"/>
+        </ns0:rPr>
+      </ns0:pPr>
+      <ns0:r>
+        <ns0:t xml:space="preserve">（三）须完成实践报告，图文交替排版。注意警惕“画技掩盖逻辑”，精美的视觉表现不能替代行为特征的深度分析。</ns0:t>
       </ns0:r>
     </ns0:p>
     <ns0:p ns0:rsidR="006A5B3A" ns0:rsidRDefault="00000000">
@@ -2445,18 +2786,150 @@
         </ns0:rPr>
       </ns0:pPr>
       <ns0:r>
-        <ns0:t xml:space="preserve">步骤 S1：准备阶段与工具选择
-准备好实验1的 /总结 数据卡文本或截图作为输入材料。
-选择你熟练的制作工具（Figma / Adobe Illustrator / 手绘 / Procreate 等），创建一个A4版面。
-步骤 S2：四大标准模块设计与排版
-严格遵循标准四窗格布局规范，将画布划分为四个区块。
-模块一：背景档案 (Demographics &amp; Context)；
-模块二：行为核心特征 (Behavioral Quirks，注意：非人口学标签)；
-模块三：JTBD三维任务拆解 (Functional/Social/Emotional)；
-模块四：痛点陈述 (Problem Statement「谁+需要+因为」)。
-步骤 S3：最终成果输出
-将枯燥的文字调研数据视觉化表达，确保内容清晰、有层次。
-自查是否规避了“人口统计学陷阱”，重点是否放在了行为差异特征上。</ns0:t>
+        <ns0:t xml:space="preserve">步骤 S1：准备阶段与工具选择</ns0:t>
+      </ns0:r>
+    </ns0:p>
+    <ns0:p>
+      <ns0:pPr>
+        <ns0:spacing ns0:line="360" ns0:lineRule="auto"/>
+        <ns0:ind ns0:firstLine="420"/>
+        <ns0:rPr>
+          <ns0:bCs/>
+          <ns0:sz ns0:val="24"/>
+        </ns0:rPr>
+      </ns0:pPr>
+      <ns0:r>
+        <ns0:t xml:space="preserve">准备好实验1的 /总结 数据卡文本或截图作为输入材料。</ns0:t>
+      </ns0:r>
+    </ns0:p>
+    <ns0:p>
+      <ns0:pPr>
+        <ns0:spacing ns0:line="360" ns0:lineRule="auto"/>
+        <ns0:ind ns0:firstLine="420"/>
+        <ns0:rPr>
+          <ns0:bCs/>
+          <ns0:sz ns0:val="24"/>
+        </ns0:rPr>
+      </ns0:pPr>
+      <ns0:r>
+        <ns0:t xml:space="preserve">选择你熟练的制作工具（Figma / Adobe Illustrator / 手绘 / Procreate 等），创建一个A4版面。</ns0:t>
+      </ns0:r>
+    </ns0:p>
+    <ns0:p>
+      <ns0:pPr>
+        <ns0:spacing ns0:line="360" ns0:lineRule="auto"/>
+        <ns0:ind ns0:firstLine="420"/>
+        <ns0:rPr>
+          <ns0:bCs/>
+          <ns0:sz ns0:val="24"/>
+        </ns0:rPr>
+      </ns0:pPr>
+      <ns0:r>
+        <ns0:t xml:space="preserve">步骤 S2：四大标准模块设计与排版</ns0:t>
+      </ns0:r>
+    </ns0:p>
+    <ns0:p>
+      <ns0:pPr>
+        <ns0:spacing ns0:line="360" ns0:lineRule="auto"/>
+        <ns0:ind ns0:firstLine="420"/>
+        <ns0:rPr>
+          <ns0:bCs/>
+          <ns0:sz ns0:val="24"/>
+        </ns0:rPr>
+      </ns0:pPr>
+      <ns0:r>
+        <ns0:t xml:space="preserve">严格遵循标准四窗格布局规范，将画布划分为四个区块。</ns0:t>
+      </ns0:r>
+    </ns0:p>
+    <ns0:p>
+      <ns0:pPr>
+        <ns0:spacing ns0:line="360" ns0:lineRule="auto"/>
+        <ns0:ind ns0:firstLine="420"/>
+        <ns0:rPr>
+          <ns0:bCs/>
+          <ns0:sz ns0:val="24"/>
+        </ns0:rPr>
+      </ns0:pPr>
+      <ns0:r>
+        <ns0:t xml:space="preserve">模块一：背景档案 (Demographics &amp; Context)；</ns0:t>
+      </ns0:r>
+    </ns0:p>
+    <ns0:p>
+      <ns0:pPr>
+        <ns0:spacing ns0:line="360" ns0:lineRule="auto"/>
+        <ns0:ind ns0:firstLine="420"/>
+        <ns0:rPr>
+          <ns0:bCs/>
+          <ns0:sz ns0:val="24"/>
+        </ns0:rPr>
+      </ns0:pPr>
+      <ns0:r>
+        <ns0:t xml:space="preserve">模块二：行为核心特征 (Behavioral Quirks，注意：非人口学标签)；</ns0:t>
+      </ns0:r>
+    </ns0:p>
+    <ns0:p>
+      <ns0:pPr>
+        <ns0:spacing ns0:line="360" ns0:lineRule="auto"/>
+        <ns0:ind ns0:firstLine="420"/>
+        <ns0:rPr>
+          <ns0:bCs/>
+          <ns0:sz ns0:val="24"/>
+        </ns0:rPr>
+      </ns0:pPr>
+      <ns0:r>
+        <ns0:t xml:space="preserve">模块三：JTBD三维任务拆解 (Functional/Social/Emotional)；</ns0:t>
+      </ns0:r>
+    </ns0:p>
+    <ns0:p>
+      <ns0:pPr>
+        <ns0:spacing ns0:line="360" ns0:lineRule="auto"/>
+        <ns0:ind ns0:firstLine="420"/>
+        <ns0:rPr>
+          <ns0:bCs/>
+          <ns0:sz ns0:val="24"/>
+        </ns0:rPr>
+      </ns0:pPr>
+      <ns0:r>
+        <ns0:t xml:space="preserve">模块四：痛点陈述 (Problem Statement「谁+需要+因为」)。</ns0:t>
+      </ns0:r>
+    </ns0:p>
+    <ns0:p>
+      <ns0:pPr>
+        <ns0:spacing ns0:line="360" ns0:lineRule="auto"/>
+        <ns0:ind ns0:firstLine="420"/>
+        <ns0:rPr>
+          <ns0:bCs/>
+          <ns0:sz ns0:val="24"/>
+        </ns0:rPr>
+      </ns0:pPr>
+      <ns0:r>
+        <ns0:t xml:space="preserve">步骤 S3：最终成果输出</ns0:t>
+      </ns0:r>
+    </ns0:p>
+    <ns0:p>
+      <ns0:pPr>
+        <ns0:spacing ns0:line="360" ns0:lineRule="auto"/>
+        <ns0:ind ns0:firstLine="420"/>
+        <ns0:rPr>
+          <ns0:bCs/>
+          <ns0:sz ns0:val="24"/>
+        </ns0:rPr>
+      </ns0:pPr>
+      <ns0:r>
+        <ns0:t xml:space="preserve">将枯燥的文字调研数据视觉化表达，确保内容清晰、有层次。</ns0:t>
+      </ns0:r>
+    </ns0:p>
+    <ns0:p>
+      <ns0:pPr>
+        <ns0:spacing ns0:line="360" ns0:lineRule="auto"/>
+        <ns0:ind ns0:firstLine="420"/>
+        <ns0:rPr>
+          <ns0:bCs/>
+          <ns0:sz ns0:val="24"/>
+        </ns0:rPr>
+      </ns0:pPr>
+      <ns0:r>
+        <ns0:t xml:space="preserve">自查是否规避了“人口统计学陷阱”，重点是否放在了行为差异特征上。</ns0:t>
       </ns0:r>
     </ns0:p>
     <ns0:p ns0:rsidR="006A5B3A" ns0:rsidRDefault="00000000">
@@ -2485,8 +2958,7 @@
         </ns0:rPr>
       </ns0:pPr>
       <ns0:r>
-        <ns0:t xml:space="preserve">反思数据转化可视化的难点，总结在规避人口学陷阱上的思考，理解 Proto-Persona 作为假设的定位。
-</ns0:t>
+        <ns0:t xml:space="preserve">反思数据转化可视化的难点，总结在规避人口学陷阱上的思考，理解 Proto-Persona 作为假设的定位。</ns0:t>
       </ns0:r>
     </ns0:p>
     <ns0:p ns0:rsidR="006A5B3A" ns0:rsidRDefault="00000000">
@@ -2587,11 +3059,43 @@
         </ns0:rPr>
       </ns0:pPr>
       <ns0:r>
-        <ns0:t xml:space="preserve">（一）掌握文件夹与项目结构管理。
-（二）掌握 Markdown 文档编写规范与应用。
-（三）掌握与 AI Agent 进行角色化、结构化的对话技巧。
-（四）理解软件开发从需求探索到架构规划再到代码落地的完整工作流。
-</ns0:t>
+        <ns0:t xml:space="preserve">（一）掌握文件夹与项目结构管理。</ns0:t>
+      </ns0:r>
+    </ns0:p>
+    <ns0:p>
+      <ns0:pPr>
+        <ns0:spacing ns0:line="360" ns0:lineRule="auto"/>
+        <ns0:rPr>
+          <ns0:bCs/>
+          <ns0:sz ns0:val="24"/>
+        </ns0:rPr>
+      </ns0:pPr>
+      <ns0:r>
+        <ns0:t xml:space="preserve">（二）掌握 Markdown 文档编写规范与应用。</ns0:t>
+      </ns0:r>
+    </ns0:p>
+    <ns0:p>
+      <ns0:pPr>
+        <ns0:spacing ns0:line="360" ns0:lineRule="auto"/>
+        <ns0:rPr>
+          <ns0:bCs/>
+          <ns0:sz ns0:val="24"/>
+        </ns0:rPr>
+      </ns0:pPr>
+      <ns0:r>
+        <ns0:t xml:space="preserve">（三）掌握与 AI Agent 进行角色化、结构化的对话技巧。</ns0:t>
+      </ns0:r>
+    </ns0:p>
+    <ns0:p>
+      <ns0:pPr>
+        <ns0:spacing ns0:line="360" ns0:lineRule="auto"/>
+        <ns0:rPr>
+          <ns0:bCs/>
+          <ns0:sz ns0:val="24"/>
+        </ns0:rPr>
+      </ns0:pPr>
+      <ns0:r>
+        <ns0:t xml:space="preserve">（四）理解软件开发从需求探索到架构规划再到代码落地的完整工作流。</ns0:t>
       </ns0:r>
     </ns0:p>
     <ns0:p ns0:rsidR="006A5B3A" ns0:rsidRDefault="00000000">
@@ -2622,10 +3126,31 @@
         </ns0:rPr>
       </ns0:pPr>
       <ns0:r>
-        <ns0:t xml:space="preserve">1. 硬件：个人计算机（学校机房或自备笔记本）
-2. 必需工具：VS Code 及 AI 账号（讨论型 DeepSeek/ChatGPT、执行型 CodeGeeX/Cursor）
-3. 准备素材：项目初始模板压缩包（含 agents/ 文件夹）、5-12张个人作品图片
-</ns0:t>
+        <ns0:t xml:space="preserve">1. 硬件：个人计算机（学校机房或自备笔记本）</ns0:t>
+      </ns0:r>
+    </ns0:p>
+    <ns0:p>
+      <ns0:pPr>
+        <ns0:spacing ns0:line="360" ns0:lineRule="auto"/>
+        <ns0:rPr>
+          <ns0:bCs/>
+          <ns0:sz ns0:val="24"/>
+        </ns0:rPr>
+      </ns0:pPr>
+      <ns0:r>
+        <ns0:t xml:space="preserve">2. 必需工具：VS Code 及 AI 账号（讨论型推荐 DeepSeek/ChatGPT/Gemini、执行型推荐装有 GLM5.1 模型的 CodeGeeX 插件，或 Cursor/Windsurf 等 AI IDE）</ns0:t>
+      </ns0:r>
+    </ns0:p>
+    <ns0:p>
+      <ns0:pPr>
+        <ns0:spacing ns0:line="360" ns0:lineRule="auto"/>
+        <ns0:rPr>
+          <ns0:bCs/>
+          <ns0:sz ns0:val="24"/>
+        </ns0:rPr>
+      </ns0:pPr>
+      <ns0:r>
+        <ns0:t xml:space="preserve">3. 准备素材：项目初始模板压缩包（含 agents/ 指令文件夹与示例图文素材），跟随教师演示理解开发流程</ns0:t>
       </ns0:r>
     </ns0:p>
     <ns0:p ns0:rsidR="006A5B3A" ns0:rsidRDefault="00000000">
@@ -2656,10 +3181,31 @@
         </ns0:rPr>
       </ns0:pPr>
       <ns0:r>
-        <ns0:t xml:space="preserve">（一）须按顺序与不同 AI 角色对话并产出四个核心文档：brief.md、prd.md、front-end-spec.md、architecture.md。
-（二）须基于实际素材组织数据，产出素材结构说明 assets/README.md。
-（三）须在代码编辑器中通过文档引用驱动代码生成，产出纯 HTML/CSS/JS 的网站初稿。
-</ns0:t>
+        <ns0:t xml:space="preserve">（一）须按顺序与不同 AI 角色对话，并严格保存在 docs/ 目录下产出四个核心文档：brief.md、prd.md、front-end-spec.md、architecture.md。</ns0:t>
+      </ns0:r>
+    </ns0:p>
+    <ns0:p>
+      <ns0:pPr>
+        <ns0:spacing ns0:line="360" ns0:lineRule="auto"/>
+        <ns0:rPr>
+          <ns0:bCs/>
+          <ns0:sz ns0:val="24"/>
+        </ns0:rPr>
+      </ns0:pPr>
+      <ns0:r>
+        <ns0:t xml:space="preserve">（二）须基于实际素材组织数据，产出素材结构说明 assets/README.md。</ns0:t>
+      </ns0:r>
+    </ns0:p>
+    <ns0:p>
+      <ns0:pPr>
+        <ns0:spacing ns0:line="360" ns0:lineRule="auto"/>
+        <ns0:rPr>
+          <ns0:bCs/>
+          <ns0:sz ns0:val="24"/>
+        </ns0:rPr>
+      </ns0:pPr>
+      <ns0:r>
+        <ns0:t xml:space="preserve">（三）须在代码编辑器中通过文档引用驱动代码生成。最终不需要递交任何项目源文件，只需交付一段 20 秒内的演示视频（要求 1080P 分辨率、H.264 编码的 MP4 格式），在浏览器上模拟用户落地并浏览整个网页产品的过程，演示需根据用户流程图进行。</ns0:t>
       </ns0:r>
     </ns0:p>
     <ns0:p ns0:rsidR="006A5B3A" ns0:rsidRDefault="00000000">
@@ -2689,28 +3235,238 @@
         </ns0:rPr>
       </ns0:pPr>
       <ns0:r>
-        <ns0:t xml:space="preserve">步骤 S1：任务1：与 Analyst Agent 对话 → 生成 docs/brief.md
-打开 DeepSeek 等讨论型 AI，上传 `agents/analyst.txt`。
-输入初始对话模板，表明自己的身份、风格要求和4个页面的具体需求。
-特别提醒技术限制：严格使用纯 HTML、CSS、JavaScript，不使用 React、Vue 等框架。
-回答分析师的提问，最终生成项目简报文档 brief.md。
-步骤 S2：任务2：与 PM Agent 对话 → 生成 docs/prd.md
-上传 `agents/pm.txt` 和上一步生成的 `brief.md`。
-要求 PM 基于简报制定包含4个页面详细功能和交互逻辑的产品需求文档。
-当 PM 提出生成 Epic 列表时，要求直接生成完整的 prd.md。
-步骤 S3：任务3：与 UX Expert Agent 对话 → 生成 docs/front-end-spec.md
-上传 `agents/ux-expert.txt`，附带 `brief.md` 和 `prd.md`。
-要求制定前端设计规范，强调设计仅支持桌面端浏览器，且技术限制为纯 HTML/CSS/JS。
-步骤 S4：任务4：准备素材 → 创建 assets/README.md
-将插画作品和衍生产品图片放入 assets 对应文件夹。
-在 assets/README.md 中用自然语言详细描述素材及其对应关系，作为给 AI 的“设计说明书”。
-步骤 S5：任务5：与 Architect Agent 对话 → 生成 docs/architecture.md
-上传 `agents/architect.txt` 及之前所有的文档和 README.md。
-下达极简指令，让架构师根据文档和素材说明设计简单的数据结构。
-步骤 S6：任务6：与 Dev Agent 协作 → 自动生成网站代码
-在 AI IDE（如 Cursor 或装了 CodeGeeX 的 VS Code）中打开包含所有文档的项目文件夹。
-通过引用功能（@）将所有上下文添加到对话框，附上 `agents/dev.txt`。
-下达直接生成全部代码的终极指令。在本地浏览器中预览结果，如有排版错误则指示 AI 修复。</ns0:t>
+        <ns0:t xml:space="preserve">步骤 S1：任务1：与 Analyst Agent 对话 → 生成 docs/brief.md</ns0:t>
+      </ns0:r>
+    </ns0:p>
+    <ns0:p>
+      <ns0:pPr>
+        <ns0:rPr>
+          <ns0:bCs/>
+          <ns0:sz ns0:val="24"/>
+        </ns0:rPr>
+      </ns0:pPr>
+      <ns0:r>
+        <ns0:t xml:space="preserve">打开 DeepSeek 等讨论型 AI，上传 `agents/analyst.txt`。</ns0:t>
+      </ns0:r>
+    </ns0:p>
+    <ns0:p>
+      <ns0:pPr>
+        <ns0:rPr>
+          <ns0:bCs/>
+          <ns0:sz ns0:val="24"/>
+        </ns0:rPr>
+      </ns0:pPr>
+      <ns0:r>
+        <ns0:t xml:space="preserve">输入初始对话模板，表明自己的身份、风格要求和4个页面的具体需求（首页、关于页、插画作品页、产品设计页）。</ns0:t>
+      </ns0:r>
+    </ns0:p>
+    <ns0:p>
+      <ns0:pPr>
+        <ns0:rPr>
+          <ns0:bCs/>
+          <ns0:sz ns0:val="24"/>
+        </ns0:rPr>
+      </ns0:pPr>
+      <ns0:r>
+        <ns0:t xml:space="preserve">特别提醒技术限制：严格使用纯 HTML、CSS、JavaScript，不使用 React、Vue 等框架。</ns0:t>
+      </ns0:r>
+    </ns0:p>
+    <ns0:p>
+      <ns0:pPr>
+        <ns0:rPr>
+          <ns0:bCs/>
+          <ns0:sz ns0:val="24"/>
+        </ns0:rPr>
+      </ns0:pPr>
+      <ns0:r>
+        <ns0:t xml:space="preserve">回答分析师的提问，最终生成项目简报文档 brief.md。</ns0:t>
+      </ns0:r>
+    </ns0:p>
+    <ns0:p>
+      <ns0:pPr>
+        <ns0:rPr>
+          <ns0:bCs/>
+          <ns0:sz ns0:val="24"/>
+        </ns0:rPr>
+      </ns0:pPr>
+      <ns0:r>
+        <ns0:t xml:space="preserve">步骤 S2：任务2：与 PM Agent 对话 → 生成 docs/prd.md</ns0:t>
+      </ns0:r>
+    </ns0:p>
+    <ns0:p>
+      <ns0:pPr>
+        <ns0:rPr>
+          <ns0:bCs/>
+          <ns0:sz ns0:val="24"/>
+        </ns0:rPr>
+      </ns0:pPr>
+      <ns0:r>
+        <ns0:t xml:space="preserve">上传 `agents/pm.txt` 和上一步生成的 `brief.md`。</ns0:t>
+      </ns0:r>
+    </ns0:p>
+    <ns0:p>
+      <ns0:pPr>
+        <ns0:rPr>
+          <ns0:bCs/>
+          <ns0:sz ns0:val="24"/>
+        </ns0:rPr>
+      </ns0:pPr>
+      <ns0:r>
+        <ns0:t xml:space="preserve">要求 PM 基于简报制定包含4个页面详细功能和交互逻辑的产品需求文档。</ns0:t>
+      </ns0:r>
+    </ns0:p>
+    <ns0:p>
+      <ns0:pPr>
+        <ns0:rPr>
+          <ns0:bCs/>
+          <ns0:sz ns0:val="24"/>
+        </ns0:rPr>
+      </ns0:pPr>
+      <ns0:r>
+        <ns0:t xml:space="preserve">当 PM 提出生成 Epic 列表时，要求直接生成完整的 prd.md。</ns0:t>
+      </ns0:r>
+    </ns0:p>
+    <ns0:p>
+      <ns0:pPr>
+        <ns0:rPr>
+          <ns0:bCs/>
+          <ns0:sz ns0:val="24"/>
+        </ns0:rPr>
+      </ns0:pPr>
+      <ns0:r>
+        <ns0:t xml:space="preserve">步骤 S3：任务3：与 UX Expert Agent 对话 → 生成 docs/front-end-spec.md</ns0:t>
+      </ns0:r>
+    </ns0:p>
+    <ns0:p>
+      <ns0:pPr>
+        <ns0:rPr>
+          <ns0:bCs/>
+          <ns0:sz ns0:val="24"/>
+        </ns0:rPr>
+      </ns0:pPr>
+      <ns0:r>
+        <ns0:t xml:space="preserve">上传 `agents/ux-expert.txt`，附带 `brief.md` 和 `prd.md`。</ns0:t>
+      </ns0:r>
+    </ns0:p>
+    <ns0:p>
+      <ns0:pPr>
+        <ns0:rPr>
+          <ns0:bCs/>
+          <ns0:sz ns0:val="24"/>
+        </ns0:rPr>
+      </ns0:pPr>
+      <ns0:r>
+        <ns0:t xml:space="preserve">要求制定前端设计规范，强调设计仅支持桌面端浏览器，且技术限制为纯 HTML/CSS/JS。</ns0:t>
+      </ns0:r>
+    </ns0:p>
+    <ns0:p>
+      <ns0:pPr>
+        <ns0:rPr>
+          <ns0:bCs/>
+          <ns0:sz ns0:val="24"/>
+        </ns0:rPr>
+      </ns0:pPr>
+      <ns0:r>
+        <ns0:t xml:space="preserve">步骤 S4：任务4：准备素材 → 创建 assets/README.md</ns0:t>
+      </ns0:r>
+    </ns0:p>
+    <ns0:p>
+      <ns0:pPr>
+        <ns0:rPr>
+          <ns0:bCs/>
+          <ns0:sz ns0:val="24"/>
+        </ns0:rPr>
+      </ns0:pPr>
+      <ns0:r>
+        <ns0:t xml:space="preserve">将提供的示例插画作品放入 assets/illustration/，衍生产品放入 assets/products/。</ns0:t>
+      </ns0:r>
+    </ns0:p>
+    <ns0:p>
+      <ns0:pPr>
+        <ns0:rPr>
+          <ns0:bCs/>
+          <ns0:sz ns0:val="24"/>
+        </ns0:rPr>
+      </ns0:pPr>
+      <ns0:r>
+        <ns0:t xml:space="preserve">在 assets/README.md 中用自然语言详细描述素材及其对应关系，明确同 id 关联、同 alt 文本、以及 legalTier: 'BASELINE' 的法务合规标识。</ns0:t>
+      </ns0:r>
+    </ns0:p>
+    <ns0:p>
+      <ns0:pPr>
+        <ns0:rPr>
+          <ns0:bCs/>
+          <ns0:sz ns0:val="24"/>
+        </ns0:rPr>
+      </ns0:pPr>
+      <ns0:r>
+        <ns0:t xml:space="preserve">步骤 S5：任务5：与 Architect Agent 对话 → 生成 docs/architecture.md</ns0:t>
+      </ns0:r>
+    </ns0:p>
+    <ns0:p>
+      <ns0:pPr>
+        <ns0:rPr>
+          <ns0:bCs/>
+          <ns0:sz ns0:val="24"/>
+        </ns0:rPr>
+      </ns0:pPr>
+      <ns0:r>
+        <ns0:t xml:space="preserve">上传 `agents/architect.txt` 及之前所有的文档和 README.md。</ns0:t>
+      </ns0:r>
+    </ns0:p>
+    <ns0:p>
+      <ns0:pPr>
+        <ns0:rPr>
+          <ns0:bCs/>
+          <ns0:sz ns0:val="24"/>
+        </ns0:rPr>
+      </ns0:pPr>
+      <ns0:r>
+        <ns0:t xml:space="preserve">下达极简指令，让架构师根据文档和素材说明设计简单的数据结构。</ns0:t>
+      </ns0:r>
+    </ns0:p>
+    <ns0:p>
+      <ns0:pPr>
+        <ns0:rPr>
+          <ns0:bCs/>
+          <ns0:sz ns0:val="24"/>
+        </ns0:rPr>
+      </ns0:pPr>
+      <ns0:r>
+        <ns0:t xml:space="preserve">步骤 S6：任务6：与 Dev Agent 协作 → 自动生成网站代码</ns0:t>
+      </ns0:r>
+    </ns0:p>
+    <ns0:p>
+      <ns0:pPr>
+        <ns0:rPr>
+          <ns0:bCs/>
+          <ns0:sz ns0:val="24"/>
+        </ns0:rPr>
+      </ns0:pPr>
+      <ns0:r>
+        <ns0:t xml:space="preserve">在 AI IDE（如 Cursor 或装了 CodeGeeX 的 VS Code）中打开包含所有文档的项目文件夹。</ns0:t>
+      </ns0:r>
+    </ns0:p>
+    <ns0:p>
+      <ns0:pPr>
+        <ns0:rPr>
+          <ns0:bCs/>
+          <ns0:sz ns0:val="24"/>
+        </ns0:rPr>
+      </ns0:pPr>
+      <ns0:r>
+        <ns0:t xml:space="preserve">通过引用功能（@）将所有上下文添加到对话框，附上 `agents/dev.txt`。</ns0:t>
+      </ns0:r>
+    </ns0:p>
+    <ns0:p>
+      <ns0:pPr>
+        <ns0:rPr>
+          <ns0:bCs/>
+          <ns0:sz ns0:val="24"/>
+        </ns0:rPr>
+      </ns0:pPr>
+      <ns0:r>
+        <ns0:t xml:space="preserve">下达直接生成全部代码的终极指令。在本地浏览器中预览结果，如有排版错误则指示 AI 修复。</ns0:t>
       </ns0:r>
     </ns0:p>
     <ns0:p ns0:rsidR="006A5B3A" ns0:rsidRDefault="00000000">
@@ -2738,8 +3494,7 @@
         </ns0:rPr>
       </ns0:pPr>
       <ns0:r>
-        <ns0:t xml:space="preserve">总结与不同职能的 AI Agent 沟通的经验，反思结构化自然语言对代码生成的约束作用，理解纯粹技术栈对于初稿验证的重要性。
-</ns0:t>
+        <ns0:t xml:space="preserve">总结与不同职能的 AI Agent 沟通的经验，反思结构化自然语言对代码生成的约束作用，理解纯粹技术栈对于初稿验证的重要性。</ns0:t>
       </ns0:r>
     </ns0:p>
     <ns0:p ns0:rsidR="006A5B3A" ns0:rsidRDefault="00000000">
@@ -2809,10 +3564,31 @@
         </ns0:rPr>
       </ns0:pPr>
       <ns0:r>
-        <ns0:t xml:space="preserve">（一）掌握“自然语言即代码 (Vibecoding)”的创新开发模式，通过提示词工程驱动项目落地。
-（二）理解精益用户体验 (Lean UX) 的核心，即通过快速生成可用原型来验证设计假设。
-（三）培养跨界产品思维，能够站在用户体验和商业目标的角度指挥 AI 完成多页面产品交付。
-</ns0:t>
+        <ns0:t xml:space="preserve">（一）掌握“自然语言即代码 (Vibecoding)”的创新开发模式，通过提示词工程驱动项目落地。</ns0:t>
+      </ns0:r>
+    </ns0:p>
+    <ns0:p>
+      <ns0:pPr>
+        <ns0:spacing ns0:line="360" ns0:lineRule="auto"/>
+        <ns0:rPr>
+          <ns0:bCs/>
+          <ns0:sz ns0:val="24"/>
+        </ns0:rPr>
+      </ns0:pPr>
+      <ns0:r>
+        <ns0:t xml:space="preserve">（二）理解精益用户体验 (Lean UX) 的核心，即通过快速生成可用原型来验证设计假设。</ns0:t>
+      </ns0:r>
+    </ns0:p>
+    <ns0:p>
+      <ns0:pPr>
+        <ns0:spacing ns0:line="360" ns0:lineRule="auto"/>
+        <ns0:rPr>
+          <ns0:bCs/>
+          <ns0:sz ns0:val="24"/>
+        </ns0:rPr>
+      </ns0:pPr>
+      <ns0:r>
+        <ns0:t xml:space="preserve">（三）培养跨界产品思维，能够站在用户体验和商业目标的角度指挥 AI 完成多页面产品交付。</ns0:t>
       </ns0:r>
     </ns0:p>
     <ns0:p ns0:rsidR="006A5B3A" ns0:rsidRDefault="00000000">
@@ -2843,9 +3619,31 @@
         </ns0:rPr>
       </ns0:pPr>
       <ns0:r>
-        <ns0:t xml:space="preserve">1. 硬件：个人计算机（学校机房或自备）
-2. 软件：VS Code / CodeGeeX / Cursor 等 AI 开发环境
-</ns0:t>
+        <ns0:t xml:space="preserve">1. 硬件：个人计算机（学校机房或自备）</ns0:t>
+      </ns0:r>
+    </ns0:p>
+    <ns0:p>
+      <ns0:pPr>
+        <ns0:spacing ns0:line="360" ns0:lineRule="auto"/>
+        <ns0:rPr>
+          <ns0:bCs/>
+          <ns0:sz ns0:val="24"/>
+        </ns0:rPr>
+      </ns0:pPr>
+      <ns0:r>
+        <ns0:t xml:space="preserve">2. 软件：V0 / Cursor / CodeGeeX 等 Agent 协作环境</ns0:t>
+      </ns0:r>
+    </ns0:p>
+    <ns0:p>
+      <ns0:pPr>
+        <ns0:spacing ns0:line="360" ns0:lineRule="auto"/>
+        <ns0:rPr>
+          <ns0:bCs/>
+          <ns0:sz ns0:val="24"/>
+        </ns0:rPr>
+      </ns0:pPr>
+      <ns0:r>
+        <ns0:t xml:space="preserve">3. 准备素材：请准备个人作品的图片、视频或音频等素材（最少 10~12 张/项），用于构建你专属的个人网站。</ns0:t>
       </ns0:r>
     </ns0:p>
     <ns0:p ns0:rsidR="006A5B3A" ns0:rsidRDefault="00000000">
@@ -2876,10 +3674,31 @@
         </ns0:rPr>
       </ns0:pPr>
       <ns0:r>
-        <ns0:t xml:space="preserve">（一）基于业务需求，指挥 AI Agent 生成包含至少 4 个相互跳转页面的完整项目。
-（二）通过多轮对话迭代，优化页面的视觉排版、响应式适配与交互体验。
-（三）交付真实可运行的网页端产品（无需深究底层前端技术细节），重点在于交互逻辑闭环与审美在线。
-</ns0:t>
+        <ns0:t xml:space="preserve">（一）基于你的 10~12 项个人作品素材，指挥 AI Agent 生成包含至少 4 个相互跳转页面的专属个人网站/数字产品项目。</ns0:t>
+      </ns0:r>
+    </ns0:p>
+    <ns0:p>
+      <ns0:pPr>
+        <ns0:spacing ns0:line="360" ns0:lineRule="auto"/>
+        <ns0:rPr>
+          <ns0:bCs/>
+          <ns0:sz ns0:val="24"/>
+        </ns0:rPr>
+      </ns0:pPr>
+      <ns0:r>
+        <ns0:t xml:space="preserve">（二）通过多轮对话迭代，优化页面的视觉排版、响应式适配与交互体验。</ns0:t>
+      </ns0:r>
+    </ns0:p>
+    <ns0:p>
+      <ns0:pPr>
+        <ns0:spacing ns0:line="360" ns0:lineRule="auto"/>
+        <ns0:rPr>
+          <ns0:bCs/>
+          <ns0:sz ns0:val="24"/>
+        </ns0:rPr>
+      </ns0:pPr>
+      <ns0:r>
+        <ns0:t xml:space="preserve">（三）不需要递交底层项目文件，仅需交付一段 20 秒内的演示视频（要求 1080P 分辨率、H.264 编码的 MP4 格式）。要求在浏览器上模拟用户落地并浏览整个页面产品的全过程，演示需根据前期设定的用户流程图进行。</ns0:t>
       </ns0:r>
     </ns0:p>
     <ns0:p ns0:rsidR="006A5B3A" ns0:rsidRDefault="00000000">
@@ -2909,18 +3728,128 @@
         </ns0:rPr>
       </ns0:pPr>
       <ns0:r>
-        <ns0:t xml:space="preserve">步骤 S1：1. 确立综合项目与产品构思
-确定最终开发项目（个人作品集或店铺改造网页）。
-梳理产品的核心价值主张、目标用户以及所需的 4 个核心页面及跳转关系。
-步骤 S2：2. 自然语言驱动原型生成 (Vibecoding)
-在 VS Code (或 Cursor 等 AI 编辑器) 中，用详尽的自然语言向 Agent 描述你的整体业务需求和页面风格。
-指挥 AI 自动生成初始版本的完整网页架构，直接在本地浏览器预览效果。不要去纠结里面具体是用什么代码写的。
-步骤 S3：3. 迭代优化与体验打磨
-像产品经理一样，根据浏览器的预览效果进行走查，找出视觉排版或交互逻辑上的缺陷。
-不需要手动改代码，而是通过追加自然语言指令，要求 AI 修复问题、适配手机端或注入微动效。
-步骤 S4：4. 综合验收与项目闭环
-确保最终四个页面能够完整联动，形成流畅的闭环体验。
-确认视觉美感符合商业或专业水准，彻底摆脱粗糙感。</ns0:t>
+        <ns0:t xml:space="preserve">步骤 S1：1. 确立综合项目与产品构思</ns0:t>
+      </ns0:r>
+    </ns0:p>
+    <ns0:p>
+      <ns0:pPr>
+        <ns0:rPr>
+          <ns0:bCs/>
+          <ns0:sz ns0:val="24"/>
+        </ns0:rPr>
+      </ns0:pPr>
+      <ns0:r>
+        <ns0:t xml:space="preserve">确定最终叙事主题（个人数字展馆或在地文化重塑门户）。</ns0:t>
+      </ns0:r>
+    </ns0:p>
+    <ns0:p>
+      <ns0:pPr>
+        <ns0:rPr>
+          <ns0:bCs/>
+          <ns0:sz ns0:val="24"/>
+        </ns0:rPr>
+      </ns0:pPr>
+      <ns0:r>
+        <ns0:t xml:space="preserve">梳理产品的核心价值主张、目标用户以及所需的 4 个核心页面及跳转关系。</ns0:t>
+      </ns0:r>
+    </ns0:p>
+    <ns0:p>
+      <ns0:pPr>
+        <ns0:rPr>
+          <ns0:bCs/>
+          <ns0:sz ns0:val="24"/>
+        </ns0:rPr>
+      </ns0:pPr>
+      <ns0:r>
+        <ns0:t xml:space="preserve">步骤 S2：2. 自然语言驱动原型生成 (Vibecoding)</ns0:t>
+      </ns0:r>
+    </ns0:p>
+    <ns0:p>
+      <ns0:pPr>
+        <ns0:rPr>
+          <ns0:bCs/>
+          <ns0:sz ns0:val="24"/>
+        </ns0:rPr>
+      </ns0:pPr>
+      <ns0:r>
+        <ns0:t xml:space="preserve">在 VS Code (或 Cursor 等 AI 编辑器) 中，用详尽的自然语言向 Agent 描述你的整体业务需求和页面风格。</ns0:t>
+      </ns0:r>
+    </ns0:p>
+    <ns0:p>
+      <ns0:pPr>
+        <ns0:rPr>
+          <ns0:bCs/>
+          <ns0:sz ns0:val="24"/>
+        </ns0:rPr>
+      </ns0:pPr>
+      <ns0:r>
+        <ns0:t xml:space="preserve">指挥 Agent 自动生成初始版本的互动原型，直接在浏览器预览效果。不要去看也不要纠结底层的代码实现。</ns0:t>
+      </ns0:r>
+    </ns0:p>
+    <ns0:p>
+      <ns0:pPr>
+        <ns0:rPr>
+          <ns0:bCs/>
+          <ns0:sz ns0:val="24"/>
+        </ns0:rPr>
+      </ns0:pPr>
+      <ns0:r>
+        <ns0:t xml:space="preserve">步骤 S3：3. 迭代优化与体验打磨</ns0:t>
+      </ns0:r>
+    </ns0:p>
+    <ns0:p>
+      <ns0:pPr>
+        <ns0:rPr>
+          <ns0:bCs/>
+          <ns0:sz ns0:val="24"/>
+        </ns0:rPr>
+      </ns0:pPr>
+      <ns0:r>
+        <ns0:t xml:space="preserve">像产品经理一样，根据浏览器的预览效果进行走查，找出视觉排版或交互逻辑上的缺陷。</ns0:t>
+      </ns0:r>
+    </ns0:p>
+    <ns0:p>
+      <ns0:pPr>
+        <ns0:rPr>
+          <ns0:bCs/>
+          <ns0:sz ns0:val="24"/>
+        </ns0:rPr>
+      </ns0:pPr>
+      <ns0:r>
+        <ns0:t xml:space="preserve">完全通过追加自然语言指令，要求 Agent 修复排版错位、适配多屏幕设备或注入符合情绪的微动效。</ns0:t>
+      </ns0:r>
+    </ns0:p>
+    <ns0:p>
+      <ns0:pPr>
+        <ns0:rPr>
+          <ns0:bCs/>
+          <ns0:sz ns0:val="24"/>
+        </ns0:rPr>
+      </ns0:pPr>
+      <ns0:r>
+        <ns0:t xml:space="preserve">步骤 S4：4. 综合验收与项目闭环</ns0:t>
+      </ns0:r>
+    </ns0:p>
+    <ns0:p>
+      <ns0:pPr>
+        <ns0:rPr>
+          <ns0:bCs/>
+          <ns0:sz ns0:val="24"/>
+        </ns0:rPr>
+      </ns0:pPr>
+      <ns0:r>
+        <ns0:t xml:space="preserve">确保最终四个页面能够完整联动，形成流畅的闭环体验。</ns0:t>
+      </ns0:r>
+    </ns0:p>
+    <ns0:p>
+      <ns0:pPr>
+        <ns0:rPr>
+          <ns0:bCs/>
+          <ns0:sz ns0:val="24"/>
+        </ns0:rPr>
+      </ns0:pPr>
+      <ns0:r>
+        <ns0:t xml:space="preserve">确认视觉美感符合商业或专业水准，彻底摆脱粗糙感。</ns0:t>
       </ns0:r>
     </ns0:p>
     <ns0:p ns0:rsidR="006A5B3A" ns0:rsidRDefault="00000000">
@@ -2948,8 +3877,7 @@
         </ns0:rPr>
       </ns0:pPr>
       <ns0:r>
-        <ns0:t xml:space="preserve">反思自然语言驱动开发模式（Vibecoding）带来的效率提升与协作难点，总结在指挥 AI 落地创意时的提示词策略。
-</ns0:t>
+        <ns0:t xml:space="preserve">反思自然语言驱动开发模式（Vibecoding）带来的效率提升与协作难点，总结在指挥 AI 落地创意时的提示词策略。</ns0:t>
       </ns0:r>
     </ns0:p>
     <ns0:sectPr ns0:rsidR="006A5B3A">
